--- a/fra/docx/018.content.docx
+++ b/fra/docx/018.content.docx
@@ -19,7 +19,7 @@
         <w:rPr>
           <w:lang w:val="fr_FR" w:bidi="fr_FR"/>
         </w:rPr>
-        <w:t>Resource: Tyndale Open Study Notes</w:t>
+        <w:t>Resource: Aquifer Open Study Notes (Profiles)</w:t>
       </w:r>
       <w:r>
         <w:rPr>
@@ -112,7 +112,7 @@
         <w:rPr>
           <w:lang w:val="fr_FR" w:bidi="fr_FR"/>
         </w:rPr>
-        <w:t>Tyndale Open Study Notes</w:t>
+        <w:t>Aquifer Open Study Notes (Profiles)</w:t>
       </w:r>
     </w:p>
     <w:p>

--- a/fra/docx/018.content.docx
+++ b/fra/docx/018.content.docx
@@ -233,72 +233,48 @@
         </w:rPr>
         <w:t>Thomas était l'un des douze apôtres (</w:t>
       </w:r>
-      <w:hyperlink r:id="rId13">
-        <w:r>
-          <w:rPr>
-            <w:lang w:val="fr_FR" w:bidi="fr_FR"/>
-          </w:rPr>
-          <w:rPr>
-            <w:color w:val="0000EE"/>
-            <w:u w:val="single"/>
-          </w:rPr>
-          <w:t>Mt 10.3</w:t>
-        </w:r>
-      </w:hyperlink>
+      <w:r>
+        <w:rPr>
+          <w:lang w:val="fr_FR" w:bidi="fr_FR"/>
+        </w:rPr>
+        <w:t>Mt 10.3</w:t>
+      </w:r>
       <w:r>
         <w:rPr>
           <w:lang w:val="fr_FR" w:bidi="fr_FR"/>
         </w:rPr>
         <w:t xml:space="preserve"> ; </w:t>
       </w:r>
-      <w:hyperlink r:id="rId14">
-        <w:r>
-          <w:rPr>
-            <w:lang w:val="fr_FR" w:bidi="fr_FR"/>
-          </w:rPr>
-          <w:rPr>
-            <w:color w:val="0000EE"/>
-            <w:u w:val="single"/>
-          </w:rPr>
-          <w:t>Mc 3.18</w:t>
-        </w:r>
-      </w:hyperlink>
+      <w:r>
+        <w:rPr>
+          <w:lang w:val="fr_FR" w:bidi="fr_FR"/>
+        </w:rPr>
+        <w:t>Mc 3.18</w:t>
+      </w:r>
       <w:r>
         <w:rPr>
           <w:lang w:val="fr_FR" w:bidi="fr_FR"/>
         </w:rPr>
         <w:t xml:space="preserve"> ; </w:t>
       </w:r>
-      <w:hyperlink r:id="rId15">
-        <w:r>
-          <w:rPr>
-            <w:lang w:val="fr_FR" w:bidi="fr_FR"/>
-          </w:rPr>
-          <w:rPr>
-            <w:color w:val="0000EE"/>
-            <w:u w:val="single"/>
-          </w:rPr>
-          <w:t>Lc 6.15</w:t>
-        </w:r>
-      </w:hyperlink>
+      <w:r>
+        <w:rPr>
+          <w:lang w:val="fr_FR" w:bidi="fr_FR"/>
+        </w:rPr>
+        <w:t>Lc 6.15</w:t>
+      </w:r>
       <w:r>
         <w:rPr>
           <w:lang w:val="fr_FR" w:bidi="fr_FR"/>
         </w:rPr>
         <w:t xml:space="preserve"> ; </w:t>
       </w:r>
-      <w:hyperlink r:id="rId16">
-        <w:r>
-          <w:rPr>
-            <w:lang w:val="fr_FR" w:bidi="fr_FR"/>
-          </w:rPr>
-          <w:rPr>
-            <w:color w:val="0000EE"/>
-            <w:u w:val="single"/>
-          </w:rPr>
-          <w:t>Ac 1.13</w:t>
-        </w:r>
-      </w:hyperlink>
+      <w:r>
+        <w:rPr>
+          <w:lang w:val="fr_FR" w:bidi="fr_FR"/>
+        </w:rPr>
+        <w:t>Ac 1.13</w:t>
+      </w:r>
       <w:r>
         <w:rPr>
           <w:lang w:val="fr_FR" w:bidi="fr_FR"/>
@@ -319,54 +295,36 @@
         </w:rPr>
         <w:t>On ne sait pas comment Jésus rencontra Thomas et l'appela pour qu'il devienne son disciple, et l'Évangile de Jean est la seule source racontant des choses à son sujet. Thomas exprima son désir de suivre Jésus, quitte à en payer le prix, même si cela signifiait la mort (</w:t>
       </w:r>
-      <w:hyperlink r:id="rId17">
-        <w:r>
-          <w:rPr>
-            <w:lang w:val="fr_FR" w:bidi="fr_FR"/>
-          </w:rPr>
-          <w:rPr>
-            <w:color w:val="0000EE"/>
-            <w:u w:val="single"/>
-          </w:rPr>
-          <w:t>Jn 11.16</w:t>
-        </w:r>
-      </w:hyperlink>
+      <w:r>
+        <w:rPr>
+          <w:lang w:val="fr_FR" w:bidi="fr_FR"/>
+        </w:rPr>
+        <w:t>Jn 11.16</w:t>
+      </w:r>
       <w:r>
         <w:rPr>
           <w:lang w:val="fr_FR" w:bidi="fr_FR"/>
         </w:rPr>
         <w:t>). Il admit ouvertement à Jésus qu'il ne comprenait pas ces paroles (</w:t>
       </w:r>
-      <w:hyperlink r:id="rId18">
-        <w:r>
-          <w:rPr>
-            <w:lang w:val="fr_FR" w:bidi="fr_FR"/>
-          </w:rPr>
-          <w:rPr>
-            <w:color w:val="0000EE"/>
-            <w:u w:val="single"/>
-          </w:rPr>
-          <w:t>Jn 14.5</w:t>
-        </w:r>
-      </w:hyperlink>
+      <w:r>
+        <w:rPr>
+          <w:lang w:val="fr_FR" w:bidi="fr_FR"/>
+        </w:rPr>
+        <w:t>Jn 14.5</w:t>
+      </w:r>
       <w:r>
         <w:rPr>
           <w:lang w:val="fr_FR" w:bidi="fr_FR"/>
         </w:rPr>
         <w:t>), et fut l'un des sept disciples qui retourna pêcher après la résurrection, lorsque Jésus leur apparut (</w:t>
       </w:r>
-      <w:hyperlink r:id="rId19">
-        <w:r>
-          <w:rPr>
-            <w:lang w:val="fr_FR" w:bidi="fr_FR"/>
-          </w:rPr>
-          <w:rPr>
-            <w:color w:val="0000EE"/>
-            <w:u w:val="single"/>
-          </w:rPr>
-          <w:t>Jn 21.2</w:t>
-        </w:r>
-      </w:hyperlink>
+      <w:r>
+        <w:rPr>
+          <w:lang w:val="fr_FR" w:bidi="fr_FR"/>
+        </w:rPr>
+        <w:t>Jn 21.2</w:t>
+      </w:r>
       <w:r>
         <w:rPr>
           <w:lang w:val="fr_FR" w:bidi="fr_FR"/>
@@ -387,36 +345,24 @@
         </w:rPr>
         <w:t>Lors de la première apparition de Jésus aux disciples après sa mort, Thomas n'était pas présent. Entendant le témoignage des autres, il ne crut pas à la résurrection de Jésus. Il insista sur le fait qu'il lui fallait voir de ses propres yeux et toucher les marques de la crucifixion sur le corps de Jésus pour croire (</w:t>
       </w:r>
-      <w:hyperlink r:id="rId20">
-        <w:r>
-          <w:rPr>
-            <w:lang w:val="fr_FR" w:bidi="fr_FR"/>
-          </w:rPr>
-          <w:rPr>
-            <w:color w:val="0000EE"/>
-            <w:u w:val="single"/>
-          </w:rPr>
-          <w:t>Jn 20.19–25</w:t>
-        </w:r>
-      </w:hyperlink>
+      <w:r>
+        <w:rPr>
+          <w:lang w:val="fr_FR" w:bidi="fr_FR"/>
+        </w:rPr>
+        <w:t>Jn 20.19–25</w:t>
+      </w:r>
       <w:r>
         <w:rPr>
           <w:lang w:val="fr_FR" w:bidi="fr_FR"/>
         </w:rPr>
         <w:t>). Une semaine plus tard, Jésus se manifesta de nouveau à ses disciples et s'adressa directement à Thomas, lui demandant d'examiner les marques des clous et de la lance et l'exhortant à croire sans douter (</w:t>
       </w:r>
-      <w:hyperlink r:id="rId21">
-        <w:r>
-          <w:rPr>
-            <w:lang w:val="fr_FR" w:bidi="fr_FR"/>
-          </w:rPr>
-          <w:rPr>
-            <w:color w:val="0000EE"/>
-            <w:u w:val="single"/>
-          </w:rPr>
-          <w:t>Jn 20.26–27</w:t>
-        </w:r>
-      </w:hyperlink>
+      <w:r>
+        <w:rPr>
+          <w:lang w:val="fr_FR" w:bidi="fr_FR"/>
+        </w:rPr>
+        <w:t>Jn 20.26–27</w:t>
+      </w:r>
       <w:r>
         <w:rPr>
           <w:lang w:val="fr_FR" w:bidi="fr_FR"/>
@@ -437,18 +383,12 @@
         </w:rPr>
         <w:t>Lorsque Thomas vit Jésus ressuscité, il prononça l'une des déclarations les plus marquantes du Nouveau Testament, en reconnaissant Jésus comme Dieu en déclarant : « Mon Seigneur et mon Dieu! » (</w:t>
       </w:r>
-      <w:hyperlink r:id="rId22">
-        <w:r>
-          <w:rPr>
-            <w:lang w:val="fr_FR" w:bidi="fr_FR"/>
-          </w:rPr>
-          <w:rPr>
-            <w:color w:val="0000EE"/>
-            <w:u w:val="single"/>
-          </w:rPr>
-          <w:t>Jn 20.28</w:t>
-        </w:r>
-      </w:hyperlink>
+      <w:r>
+        <w:rPr>
+          <w:lang w:val="fr_FR" w:bidi="fr_FR"/>
+        </w:rPr>
+        <w:t>Jn 20.28</w:t>
+      </w:r>
       <w:r>
         <w:rPr>
           <w:lang w:val="fr_FR" w:bidi="fr_FR"/>
@@ -683,138 +623,90 @@
           <w:lang w:val="fr_FR" w:bidi="fr_FR"/>
         </w:rPr>
       </w:r>
-      <w:hyperlink r:id="rId13">
-        <w:r>
-          <w:rPr>
-            <w:lang w:val="fr_FR" w:bidi="fr_FR"/>
-          </w:rPr>
-          <w:rPr>
-            <w:color w:val="0000EE"/>
-            <w:u w:val="single"/>
-          </w:rPr>
-          <w:t>Mt 10.3</w:t>
-        </w:r>
-      </w:hyperlink>
+      <w:r>
+        <w:rPr>
+          <w:lang w:val="fr_FR" w:bidi="fr_FR"/>
+        </w:rPr>
+        <w:t>Mt 10.3</w:t>
+      </w:r>
       <w:r>
         <w:rPr>
           <w:lang w:val="fr_FR" w:bidi="fr_FR"/>
         </w:rPr>
         <w:t xml:space="preserve"> ; </w:t>
       </w:r>
-      <w:hyperlink r:id="rId14">
-        <w:r>
-          <w:rPr>
-            <w:lang w:val="fr_FR" w:bidi="fr_FR"/>
-          </w:rPr>
-          <w:rPr>
-            <w:color w:val="0000EE"/>
-            <w:u w:val="single"/>
-          </w:rPr>
-          <w:t>Mc 3.18</w:t>
-        </w:r>
-      </w:hyperlink>
+      <w:r>
+        <w:rPr>
+          <w:lang w:val="fr_FR" w:bidi="fr_FR"/>
+        </w:rPr>
+        <w:t>Mc 3.18</w:t>
+      </w:r>
       <w:r>
         <w:rPr>
           <w:lang w:val="fr_FR" w:bidi="fr_FR"/>
         </w:rPr>
         <w:t xml:space="preserve"> ; </w:t>
       </w:r>
-      <w:hyperlink r:id="rId15">
-        <w:r>
-          <w:rPr>
-            <w:lang w:val="fr_FR" w:bidi="fr_FR"/>
-          </w:rPr>
-          <w:rPr>
-            <w:color w:val="0000EE"/>
-            <w:u w:val="single"/>
-          </w:rPr>
-          <w:t>Lc 6.15</w:t>
-        </w:r>
-      </w:hyperlink>
+      <w:r>
+        <w:rPr>
+          <w:lang w:val="fr_FR" w:bidi="fr_FR"/>
+        </w:rPr>
+        <w:t>Lc 6.15</w:t>
+      </w:r>
       <w:r>
         <w:rPr>
           <w:lang w:val="fr_FR" w:bidi="fr_FR"/>
         </w:rPr>
         <w:t xml:space="preserve"> ; </w:t>
       </w:r>
-      <w:hyperlink r:id="rId17">
-        <w:r>
-          <w:rPr>
-            <w:lang w:val="fr_FR" w:bidi="fr_FR"/>
-          </w:rPr>
-          <w:rPr>
-            <w:color w:val="0000EE"/>
-            <w:u w:val="single"/>
-          </w:rPr>
-          <w:t>Jn 11.16</w:t>
-        </w:r>
-      </w:hyperlink>
+      <w:r>
+        <w:rPr>
+          <w:lang w:val="fr_FR" w:bidi="fr_FR"/>
+        </w:rPr>
+        <w:t>Jn 11.16</w:t>
+      </w:r>
       <w:r>
         <w:rPr>
           <w:lang w:val="fr_FR" w:bidi="fr_FR"/>
         </w:rPr>
         <w:t xml:space="preserve"> ; </w:t>
       </w:r>
-      <w:hyperlink r:id="rId18">
-        <w:r>
-          <w:rPr>
-            <w:lang w:val="fr_FR" w:bidi="fr_FR"/>
-          </w:rPr>
-          <w:rPr>
-            <w:color w:val="0000EE"/>
-            <w:u w:val="single"/>
-          </w:rPr>
-          <w:t>Jn 14.5</w:t>
-        </w:r>
-      </w:hyperlink>
+      <w:r>
+        <w:rPr>
+          <w:lang w:val="fr_FR" w:bidi="fr_FR"/>
+        </w:rPr>
+        <w:t>Jn 14.5</w:t>
+      </w:r>
       <w:r>
         <w:rPr>
           <w:lang w:val="fr_FR" w:bidi="fr_FR"/>
         </w:rPr>
         <w:t xml:space="preserve"> ; </w:t>
       </w:r>
-      <w:hyperlink r:id="rId23">
-        <w:r>
-          <w:rPr>
-            <w:lang w:val="fr_FR" w:bidi="fr_FR"/>
-          </w:rPr>
-          <w:rPr>
-            <w:color w:val="0000EE"/>
-            <w:u w:val="single"/>
-          </w:rPr>
-          <w:t>Jn 20.24–29</w:t>
-        </w:r>
-      </w:hyperlink>
+      <w:r>
+        <w:rPr>
+          <w:lang w:val="fr_FR" w:bidi="fr_FR"/>
+        </w:rPr>
+        <w:t>Jn 20.24–29</w:t>
+      </w:r>
       <w:r>
         <w:rPr>
           <w:lang w:val="fr_FR" w:bidi="fr_FR"/>
         </w:rPr>
         <w:t xml:space="preserve"> ; </w:t>
       </w:r>
-      <w:hyperlink r:id="rId19">
-        <w:r>
-          <w:rPr>
-            <w:lang w:val="fr_FR" w:bidi="fr_FR"/>
-          </w:rPr>
-          <w:rPr>
-            <w:color w:val="0000EE"/>
-            <w:u w:val="single"/>
-          </w:rPr>
-          <w:t xml:space="preserve">Jn 21.2 ; </w:t>
-        </w:r>
-      </w:hyperlink>
-      <w:hyperlink r:id="rId16">
-        <w:r>
-          <w:rPr>
-            <w:lang w:val="fr_FR" w:bidi="fr_FR"/>
-          </w:rPr>
-          <w:rPr>
-            <w:color w:val="0000EE"/>
-            <w:u w:val="single"/>
-          </w:rPr>
-          <w:t>Ac 1.13</w:t>
-        </w:r>
-      </w:hyperlink>
+      <w:r>
+        <w:rPr>
+          <w:lang w:val="fr_FR" w:bidi="fr_FR"/>
+        </w:rPr>
+        <w:t xml:space="preserve">Jn 21.2 ; </w:t>
+      </w:r>
+      <w:r>
+        <w:rPr>
+          <w:lang w:val="fr_FR" w:bidi="fr_FR"/>
+        </w:rPr>
+        <w:t>Ac 1.13</w:t>
+      </w:r>
       <w:r>
         <w:rPr>
           <w:lang w:val="fr_FR" w:bidi="fr_FR"/>
@@ -877,90 +769,60 @@
         </w:rPr>
         <w:t>Issu d'une famille pieuse, Timothée fut élevé dans la foi grâce à sa mère et à sa grand-mère (</w:t>
       </w:r>
-      <w:hyperlink r:id="rId24">
-        <w:r>
-          <w:rPr>
-            <w:lang w:val="fr_FR" w:bidi="fr_FR"/>
-          </w:rPr>
-          <w:rPr>
-            <w:color w:val="0000EE"/>
-            <w:u w:val="single"/>
-          </w:rPr>
-          <w:t>2Tm 1.5</w:t>
-        </w:r>
-      </w:hyperlink>
+      <w:r>
+        <w:rPr>
+          <w:lang w:val="fr_FR" w:bidi="fr_FR"/>
+        </w:rPr>
+        <w:t>2Tm 1.5</w:t>
+      </w:r>
       <w:r>
         <w:rPr>
           <w:lang w:val="fr_FR" w:bidi="fr_FR"/>
         </w:rPr>
         <w:t>). Il était très respecté des chrétiens de sa ville natale de Lystre, et de la ville voisine d'Icone. Il rejoignit l'équipe de Paul pendant le deuxième voyage missionnaire, et les paroles prophétiques confirmèrent qu'il avait été choisi pour un ministère particulier. Timothée reçut un don spécial pour servir, transmis par l'imposition des mains de Paul et des anciens (</w:t>
       </w:r>
-      <w:hyperlink r:id="rId25">
-        <w:r>
-          <w:rPr>
-            <w:lang w:val="fr_FR" w:bidi="fr_FR"/>
-          </w:rPr>
-          <w:rPr>
-            <w:color w:val="0000EE"/>
-            <w:u w:val="single"/>
-          </w:rPr>
-          <w:t>1Tm 1.18</w:t>
-        </w:r>
-      </w:hyperlink>
+      <w:r>
+        <w:rPr>
+          <w:lang w:val="fr_FR" w:bidi="fr_FR"/>
+        </w:rPr>
+        <w:t>1Tm 1.18</w:t>
+      </w:r>
       <w:r>
         <w:rPr>
           <w:lang w:val="fr_FR" w:bidi="fr_FR"/>
         </w:rPr>
         <w:t xml:space="preserve"> ; </w:t>
       </w:r>
-      <w:hyperlink r:id="rId26">
-        <w:r>
-          <w:rPr>
-            <w:lang w:val="fr_FR" w:bidi="fr_FR"/>
-          </w:rPr>
-          <w:rPr>
-            <w:color w:val="0000EE"/>
-            <w:u w:val="single"/>
-          </w:rPr>
-          <w:t>4.14</w:t>
-        </w:r>
-      </w:hyperlink>
+      <w:r>
+        <w:rPr>
+          <w:lang w:val="fr_FR" w:bidi="fr_FR"/>
+        </w:rPr>
+        <w:t>4.14</w:t>
+      </w:r>
       <w:r>
         <w:rPr>
           <w:lang w:val="fr_FR" w:bidi="fr_FR"/>
         </w:rPr>
         <w:t xml:space="preserve"> ; </w:t>
       </w:r>
-      <w:hyperlink r:id="rId27">
-        <w:r>
-          <w:rPr>
-            <w:lang w:val="fr_FR" w:bidi="fr_FR"/>
-          </w:rPr>
-          <w:rPr>
-            <w:color w:val="0000EE"/>
-            <w:u w:val="single"/>
-          </w:rPr>
-          <w:t>2Tm 1.6</w:t>
-        </w:r>
-      </w:hyperlink>
+      <w:r>
+        <w:rPr>
+          <w:lang w:val="fr_FR" w:bidi="fr_FR"/>
+        </w:rPr>
+        <w:t>2Tm 1.6</w:t>
+      </w:r>
       <w:r>
         <w:rPr>
           <w:lang w:val="fr_FR" w:bidi="fr_FR"/>
         </w:rPr>
         <w:t>). Pour être accepté parmi le peuple juif auquel ils souhaitaient enseigner la parole de Jésus, Paul fit circoncire Timothée (</w:t>
       </w:r>
-      <w:hyperlink r:id="rId28">
-        <w:r>
-          <w:rPr>
-            <w:lang w:val="fr_FR" w:bidi="fr_FR"/>
-          </w:rPr>
-          <w:rPr>
-            <w:color w:val="0000EE"/>
-            <w:u w:val="single"/>
-          </w:rPr>
-          <w:t>Ac 16.1–3</w:t>
-        </w:r>
-      </w:hyperlink>
+      <w:r>
+        <w:rPr>
+          <w:lang w:val="fr_FR" w:bidi="fr_FR"/>
+        </w:rPr>
+        <w:t>Ac 16.1–3</w:t>
+      </w:r>
       <w:r>
         <w:rPr>
           <w:lang w:val="fr_FR" w:bidi="fr_FR"/>
@@ -981,396 +843,264 @@
         </w:rPr>
         <w:t>Au cours des quinze années suivantes, Paul envoya Timothée pour des missions spécifiques dans diverses églises (</w:t>
       </w:r>
-      <w:hyperlink r:id="rId29">
-        <w:r>
-          <w:rPr>
-            <w:lang w:val="fr_FR" w:bidi="fr_FR"/>
-          </w:rPr>
-          <w:rPr>
-            <w:color w:val="0000EE"/>
-            <w:u w:val="single"/>
-          </w:rPr>
-          <w:t>Ac 19.22</w:t>
-        </w:r>
-      </w:hyperlink>
+      <w:r>
+        <w:rPr>
+          <w:lang w:val="fr_FR" w:bidi="fr_FR"/>
+        </w:rPr>
+        <w:t>Ac 19.22</w:t>
+      </w:r>
       <w:r>
         <w:rPr>
           <w:lang w:val="fr_FR" w:bidi="fr_FR"/>
         </w:rPr>
         <w:t xml:space="preserve"> ; </w:t>
       </w:r>
-      <w:hyperlink r:id="rId30">
-        <w:r>
-          <w:rPr>
-            <w:lang w:val="fr_FR" w:bidi="fr_FR"/>
-          </w:rPr>
-          <w:rPr>
-            <w:color w:val="0000EE"/>
-            <w:u w:val="single"/>
-          </w:rPr>
-          <w:t>1Co 4.17</w:t>
-        </w:r>
-      </w:hyperlink>
+      <w:r>
+        <w:rPr>
+          <w:lang w:val="fr_FR" w:bidi="fr_FR"/>
+        </w:rPr>
+        <w:t>1Co 4.17</w:t>
+      </w:r>
       <w:r>
         <w:rPr>
           <w:lang w:val="fr_FR" w:bidi="fr_FR"/>
         </w:rPr>
         <w:t xml:space="preserve"> ; </w:t>
       </w:r>
-      <w:hyperlink r:id="rId31">
-        <w:r>
-          <w:rPr>
-            <w:lang w:val="fr_FR" w:bidi="fr_FR"/>
-          </w:rPr>
-          <w:rPr>
-            <w:color w:val="0000EE"/>
-            <w:u w:val="single"/>
-          </w:rPr>
-          <w:t>16.10–11</w:t>
-        </w:r>
-      </w:hyperlink>
+      <w:r>
+        <w:rPr>
+          <w:lang w:val="fr_FR" w:bidi="fr_FR"/>
+        </w:rPr>
+        <w:t>16.10–11</w:t>
+      </w:r>
       <w:r>
         <w:rPr>
           <w:lang w:val="fr_FR" w:bidi="fr_FR"/>
         </w:rPr>
         <w:t xml:space="preserve"> ; </w:t>
       </w:r>
-      <w:hyperlink r:id="rId32">
-        <w:r>
-          <w:rPr>
-            <w:lang w:val="fr_FR" w:bidi="fr_FR"/>
-          </w:rPr>
-          <w:rPr>
-            <w:color w:val="0000EE"/>
-            <w:u w:val="single"/>
-          </w:rPr>
-          <w:t>Ph 2.19–23</w:t>
-        </w:r>
-      </w:hyperlink>
+      <w:r>
+        <w:rPr>
+          <w:lang w:val="fr_FR" w:bidi="fr_FR"/>
+        </w:rPr>
+        <w:t>Ph 2.19–23</w:t>
+      </w:r>
       <w:r>
         <w:rPr>
           <w:lang w:val="fr_FR" w:bidi="fr_FR"/>
         </w:rPr>
         <w:t xml:space="preserve"> ; </w:t>
       </w:r>
-      <w:hyperlink r:id="rId33">
-        <w:r>
-          <w:rPr>
-            <w:lang w:val="fr_FR" w:bidi="fr_FR"/>
-          </w:rPr>
-          <w:rPr>
-            <w:color w:val="0000EE"/>
-            <w:u w:val="single"/>
-          </w:rPr>
-          <w:t>1Th 3.1–6</w:t>
-        </w:r>
-      </w:hyperlink>
+      <w:r>
+        <w:rPr>
+          <w:lang w:val="fr_FR" w:bidi="fr_FR"/>
+        </w:rPr>
+        <w:t>1Th 3.1–6</w:t>
+      </w:r>
       <w:r>
         <w:rPr>
           <w:lang w:val="fr_FR" w:bidi="fr_FR"/>
         </w:rPr>
         <w:t xml:space="preserve"> ; </w:t>
       </w:r>
-      <w:hyperlink r:id="rId34">
-        <w:r>
-          <w:rPr>
-            <w:lang w:val="fr_FR" w:bidi="fr_FR"/>
-          </w:rPr>
-          <w:rPr>
-            <w:color w:val="0000EE"/>
-            <w:u w:val="single"/>
-          </w:rPr>
-          <w:t>1Tm 1.3</w:t>
-        </w:r>
-      </w:hyperlink>
+      <w:r>
+        <w:rPr>
+          <w:lang w:val="fr_FR" w:bidi="fr_FR"/>
+        </w:rPr>
+        <w:t>1Tm 1.3</w:t>
+      </w:r>
       <w:r>
         <w:rPr>
           <w:lang w:val="fr_FR" w:bidi="fr_FR"/>
         </w:rPr>
         <w:t xml:space="preserve"> ; voir aussi </w:t>
       </w:r>
-      <w:hyperlink r:id="rId35">
-        <w:r>
-          <w:rPr>
-            <w:lang w:val="fr_FR" w:bidi="fr_FR"/>
-          </w:rPr>
-          <w:rPr>
-            <w:color w:val="0000EE"/>
-            <w:u w:val="single"/>
-          </w:rPr>
-          <w:t>Ac 17.14–15</w:t>
-        </w:r>
-      </w:hyperlink>
+      <w:r>
+        <w:rPr>
+          <w:lang w:val="fr_FR" w:bidi="fr_FR"/>
+        </w:rPr>
+        <w:t>Ac 17.14–15</w:t>
+      </w:r>
       <w:r>
         <w:rPr>
           <w:lang w:val="fr_FR" w:bidi="fr_FR"/>
         </w:rPr>
         <w:t xml:space="preserve"> ; </w:t>
       </w:r>
-      <w:hyperlink r:id="rId36">
-        <w:r>
-          <w:rPr>
-            <w:lang w:val="fr_FR" w:bidi="fr_FR"/>
-          </w:rPr>
-          <w:rPr>
-            <w:color w:val="0000EE"/>
-            <w:u w:val="single"/>
-          </w:rPr>
-          <w:t>18.5</w:t>
-        </w:r>
-      </w:hyperlink>
+      <w:r>
+        <w:rPr>
+          <w:lang w:val="fr_FR" w:bidi="fr_FR"/>
+        </w:rPr>
+        <w:t>18.5</w:t>
+      </w:r>
       <w:r>
         <w:rPr>
           <w:lang w:val="fr_FR" w:bidi="fr_FR"/>
         </w:rPr>
         <w:t>). Paul mentionna même le nom de Timothée en tant que co-auteur dans plusieurs de ses lettres (</w:t>
       </w:r>
-      <w:hyperlink r:id="rId37">
-        <w:r>
-          <w:rPr>
-            <w:lang w:val="fr_FR" w:bidi="fr_FR"/>
-          </w:rPr>
-          <w:rPr>
-            <w:color w:val="0000EE"/>
-            <w:u w:val="single"/>
-          </w:rPr>
-          <w:t>2Co 1.1</w:t>
-        </w:r>
-      </w:hyperlink>
+      <w:r>
+        <w:rPr>
+          <w:lang w:val="fr_FR" w:bidi="fr_FR"/>
+        </w:rPr>
+        <w:t>2Co 1.1</w:t>
+      </w:r>
       <w:r>
         <w:rPr>
           <w:lang w:val="fr_FR" w:bidi="fr_FR"/>
         </w:rPr>
         <w:t xml:space="preserve"> ; </w:t>
       </w:r>
-      <w:hyperlink r:id="rId38">
-        <w:r>
-          <w:rPr>
-            <w:lang w:val="fr_FR" w:bidi="fr_FR"/>
-          </w:rPr>
-          <w:rPr>
-            <w:color w:val="0000EE"/>
-            <w:u w:val="single"/>
-          </w:rPr>
-          <w:t>Ph 1.1</w:t>
-        </w:r>
-      </w:hyperlink>
+      <w:r>
+        <w:rPr>
+          <w:lang w:val="fr_FR" w:bidi="fr_FR"/>
+        </w:rPr>
+        <w:t>Ph 1.1</w:t>
+      </w:r>
       <w:r>
         <w:rPr>
           <w:lang w:val="fr_FR" w:bidi="fr_FR"/>
         </w:rPr>
         <w:t xml:space="preserve"> ; </w:t>
       </w:r>
-      <w:hyperlink r:id="rId39">
-        <w:r>
-          <w:rPr>
-            <w:lang w:val="fr_FR" w:bidi="fr_FR"/>
-          </w:rPr>
-          <w:rPr>
-            <w:color w:val="0000EE"/>
-            <w:u w:val="single"/>
-          </w:rPr>
-          <w:t>Col 1.1</w:t>
-        </w:r>
-      </w:hyperlink>
+      <w:r>
+        <w:rPr>
+          <w:lang w:val="fr_FR" w:bidi="fr_FR"/>
+        </w:rPr>
+        <w:t>Col 1.1</w:t>
+      </w:r>
       <w:r>
         <w:rPr>
           <w:lang w:val="fr_FR" w:bidi="fr_FR"/>
         </w:rPr>
         <w:t xml:space="preserve"> ; </w:t>
       </w:r>
-      <w:hyperlink r:id="rId40">
-        <w:r>
-          <w:rPr>
-            <w:lang w:val="fr_FR" w:bidi="fr_FR"/>
-          </w:rPr>
-          <w:rPr>
-            <w:color w:val="0000EE"/>
-            <w:u w:val="single"/>
-          </w:rPr>
-          <w:t>1 Th 1.1</w:t>
-        </w:r>
-      </w:hyperlink>
+      <w:r>
+        <w:rPr>
+          <w:lang w:val="fr_FR" w:bidi="fr_FR"/>
+        </w:rPr>
+        <w:t>1 Th 1.1</w:t>
+      </w:r>
       <w:r>
         <w:rPr>
           <w:lang w:val="fr_FR" w:bidi="fr_FR"/>
         </w:rPr>
         <w:t xml:space="preserve"> ; </w:t>
       </w:r>
-      <w:hyperlink r:id="rId41">
-        <w:r>
-          <w:rPr>
-            <w:lang w:val="fr_FR" w:bidi="fr_FR"/>
-          </w:rPr>
-          <w:rPr>
-            <w:color w:val="0000EE"/>
-            <w:u w:val="single"/>
-          </w:rPr>
-          <w:t>2Th 1.1</w:t>
-        </w:r>
-      </w:hyperlink>
+      <w:r>
+        <w:rPr>
+          <w:lang w:val="fr_FR" w:bidi="fr_FR"/>
+        </w:rPr>
+        <w:t>2Th 1.1</w:t>
+      </w:r>
       <w:r>
         <w:rPr>
           <w:lang w:val="fr_FR" w:bidi="fr_FR"/>
         </w:rPr>
         <w:t xml:space="preserve"> ; </w:t>
       </w:r>
-      <w:hyperlink r:id="rId42">
-        <w:r>
-          <w:rPr>
-            <w:lang w:val="fr_FR" w:bidi="fr_FR"/>
-          </w:rPr>
-          <w:rPr>
-            <w:color w:val="0000EE"/>
-            <w:u w:val="single"/>
-          </w:rPr>
-          <w:t>Phm 1.1</w:t>
-        </w:r>
-      </w:hyperlink>
+      <w:r>
+        <w:rPr>
+          <w:lang w:val="fr_FR" w:bidi="fr_FR"/>
+        </w:rPr>
+        <w:t>Phm 1.1</w:t>
+      </w:r>
       <w:r>
         <w:rPr>
           <w:lang w:val="fr_FR" w:bidi="fr_FR"/>
         </w:rPr>
         <w:t xml:space="preserve">). Paul entretenait manifestement une relation étroite avec Timothée et le respectait beaucoup (voir </w:t>
       </w:r>
-      <w:hyperlink r:id="rId43">
-        <w:r>
-          <w:rPr>
-            <w:lang w:val="fr_FR" w:bidi="fr_FR"/>
-          </w:rPr>
-          <w:rPr>
-            <w:color w:val="0000EE"/>
-            <w:u w:val="single"/>
-          </w:rPr>
-          <w:t>Rm 16.21</w:t>
-        </w:r>
-      </w:hyperlink>
+      <w:r>
+        <w:rPr>
+          <w:lang w:val="fr_FR" w:bidi="fr_FR"/>
+        </w:rPr>
+        <w:t>Rm 16.21</w:t>
+      </w:r>
       <w:r>
         <w:rPr>
           <w:lang w:val="fr_FR" w:bidi="fr_FR"/>
         </w:rPr>
         <w:t xml:space="preserve"> ; </w:t>
       </w:r>
-      <w:hyperlink r:id="rId30">
-        <w:r>
-          <w:rPr>
-            <w:lang w:val="fr_FR" w:bidi="fr_FR"/>
-          </w:rPr>
-          <w:rPr>
-            <w:color w:val="0000EE"/>
-            <w:u w:val="single"/>
-          </w:rPr>
-          <w:t>1Co 4.17</w:t>
-        </w:r>
-      </w:hyperlink>
+      <w:r>
+        <w:rPr>
+          <w:lang w:val="fr_FR" w:bidi="fr_FR"/>
+        </w:rPr>
+        <w:t>1Co 4.17</w:t>
+      </w:r>
       <w:r>
         <w:rPr>
           <w:lang w:val="fr_FR" w:bidi="fr_FR"/>
         </w:rPr>
         <w:t xml:space="preserve"> ; </w:t>
       </w:r>
-      <w:hyperlink r:id="rId44">
-        <w:r>
-          <w:rPr>
-            <w:lang w:val="fr_FR" w:bidi="fr_FR"/>
-          </w:rPr>
-          <w:rPr>
-            <w:color w:val="0000EE"/>
-            <w:u w:val="single"/>
-          </w:rPr>
-          <w:t>1Th 3.2</w:t>
-        </w:r>
-      </w:hyperlink>
+      <w:r>
+        <w:rPr>
+          <w:lang w:val="fr_FR" w:bidi="fr_FR"/>
+        </w:rPr>
+        <w:t>1Th 3.2</w:t>
+      </w:r>
       <w:r>
         <w:rPr>
           <w:lang w:val="fr_FR" w:bidi="fr_FR"/>
         </w:rPr>
         <w:t xml:space="preserve"> ; </w:t>
       </w:r>
-      <w:hyperlink r:id="rId45">
-        <w:r>
-          <w:rPr>
-            <w:lang w:val="fr_FR" w:bidi="fr_FR"/>
-          </w:rPr>
-          <w:rPr>
-            <w:color w:val="0000EE"/>
-            <w:u w:val="single"/>
-          </w:rPr>
-          <w:t>1Tm 1.2</w:t>
-        </w:r>
-      </w:hyperlink>
+      <w:r>
+        <w:rPr>
+          <w:lang w:val="fr_FR" w:bidi="fr_FR"/>
+        </w:rPr>
+        <w:t>1Tm 1.2</w:t>
+      </w:r>
       <w:r>
         <w:rPr>
           <w:lang w:val="fr_FR" w:bidi="fr_FR"/>
         </w:rPr>
         <w:t xml:space="preserve"> ; </w:t>
       </w:r>
-      <w:hyperlink r:id="rId46">
-        <w:r>
-          <w:rPr>
-            <w:lang w:val="fr_FR" w:bidi="fr_FR"/>
-          </w:rPr>
-          <w:rPr>
-            <w:color w:val="0000EE"/>
-            <w:u w:val="single"/>
-          </w:rPr>
-          <w:t>6.11</w:t>
-        </w:r>
-      </w:hyperlink>
+      <w:r>
+        <w:rPr>
+          <w:lang w:val="fr_FR" w:bidi="fr_FR"/>
+        </w:rPr>
+        <w:t>6.11</w:t>
+      </w:r>
       <w:r>
         <w:rPr>
           <w:lang w:val="fr_FR" w:bidi="fr_FR"/>
         </w:rPr>
         <w:t xml:space="preserve"> ; </w:t>
       </w:r>
-      <w:hyperlink r:id="rId47">
-        <w:r>
-          <w:rPr>
-            <w:lang w:val="fr_FR" w:bidi="fr_FR"/>
-          </w:rPr>
-          <w:rPr>
-            <w:color w:val="0000EE"/>
-            <w:u w:val="single"/>
-          </w:rPr>
-          <w:t>2 Tm 1.2</w:t>
-        </w:r>
-      </w:hyperlink>
+      <w:r>
+        <w:rPr>
+          <w:lang w:val="fr_FR" w:bidi="fr_FR"/>
+        </w:rPr>
+        <w:t>2 Tm 1.2</w:t>
+      </w:r>
       <w:r>
         <w:rPr>
           <w:lang w:val="fr_FR" w:bidi="fr_FR"/>
         </w:rPr>
         <w:t>). Alors que Paul approchait de la fin de sa vie en prison, il exprima ardemment le désir de revoir Timothée (</w:t>
       </w:r>
-      <w:hyperlink r:id="rId48">
-        <w:r>
-          <w:rPr>
-            <w:lang w:val="fr_FR" w:bidi="fr_FR"/>
-          </w:rPr>
-          <w:rPr>
-            <w:color w:val="0000EE"/>
-            <w:u w:val="single"/>
-          </w:rPr>
-          <w:t>2Tm 1.3–4</w:t>
-        </w:r>
-      </w:hyperlink>
+      <w:r>
+        <w:rPr>
+          <w:lang w:val="fr_FR" w:bidi="fr_FR"/>
+        </w:rPr>
+        <w:t>2Tm 1.3–4</w:t>
+      </w:r>
       <w:r>
         <w:rPr>
           <w:lang w:val="fr_FR" w:bidi="fr_FR"/>
         </w:rPr>
         <w:t>). Timothée, parmi tous les collaborateurs de Paul, est particulièrement loué pour son dévouement désintéressé à Jésus et à son peuple (</w:t>
       </w:r>
-      <w:hyperlink r:id="rId49">
-        <w:r>
-          <w:rPr>
-            <w:lang w:val="fr_FR" w:bidi="fr_FR"/>
-          </w:rPr>
-          <w:rPr>
-            <w:color w:val="0000EE"/>
-            <w:u w:val="single"/>
-          </w:rPr>
-          <w:t>Ph 2.20–22</w:t>
-        </w:r>
-      </w:hyperlink>
+      <w:r>
+        <w:rPr>
+          <w:lang w:val="fr_FR" w:bidi="fr_FR"/>
+        </w:rPr>
+        <w:t>Ph 2.20–22</w:t>
+      </w:r>
       <w:r>
         <w:rPr>
           <w:lang w:val="fr_FR" w:bidi="fr_FR"/>
@@ -1391,108 +1121,72 @@
         </w:rPr>
         <w:t>Dans sa seconde lettre à Timothée, écrite peu avant le martyre de Paul, Paul encourageait Timothée à être audacieux et intrépide dans le partage de la bonne nouvelle, le préparant à souffrir pour le nom de Jésus (</w:t>
       </w:r>
-      <w:hyperlink r:id="rId50">
-        <w:r>
-          <w:rPr>
-            <w:lang w:val="fr_FR" w:bidi="fr_FR"/>
-          </w:rPr>
-          <w:rPr>
-            <w:color w:val="0000EE"/>
-            <w:u w:val="single"/>
-          </w:rPr>
-          <w:t>2Tm 1.8</w:t>
-        </w:r>
-      </w:hyperlink>
+      <w:r>
+        <w:rPr>
+          <w:lang w:val="fr_FR" w:bidi="fr_FR"/>
+        </w:rPr>
+        <w:t>2Tm 1.8</w:t>
+      </w:r>
       <w:r>
         <w:rPr>
           <w:lang w:val="fr_FR" w:bidi="fr_FR"/>
         </w:rPr>
         <w:t xml:space="preserve"> ; </w:t>
       </w:r>
-      <w:hyperlink r:id="rId51">
-        <w:r>
-          <w:rPr>
-            <w:lang w:val="fr_FR" w:bidi="fr_FR"/>
-          </w:rPr>
-          <w:rPr>
-            <w:color w:val="0000EE"/>
-            <w:u w:val="single"/>
-          </w:rPr>
-          <w:t>2.1–3</w:t>
-        </w:r>
-      </w:hyperlink>
+      <w:r>
+        <w:rPr>
+          <w:lang w:val="fr_FR" w:bidi="fr_FR"/>
+        </w:rPr>
+        <w:t>2.1–3</w:t>
+      </w:r>
       <w:r>
         <w:rPr>
           <w:lang w:val="fr_FR" w:bidi="fr_FR"/>
         </w:rPr>
         <w:t xml:space="preserve"> ; </w:t>
       </w:r>
-      <w:hyperlink r:id="rId52">
-        <w:r>
-          <w:rPr>
-            <w:lang w:val="fr_FR" w:bidi="fr_FR"/>
-          </w:rPr>
-          <w:rPr>
-            <w:color w:val="0000EE"/>
-            <w:u w:val="single"/>
-          </w:rPr>
-          <w:t>4.1–2</w:t>
-        </w:r>
-      </w:hyperlink>
+      <w:r>
+        <w:rPr>
+          <w:lang w:val="fr_FR" w:bidi="fr_FR"/>
+        </w:rPr>
+        <w:t>4.1–2</w:t>
+      </w:r>
       <w:r>
         <w:rPr>
           <w:lang w:val="fr_FR" w:bidi="fr_FR"/>
         </w:rPr>
         <w:t xml:space="preserve">, </w:t>
       </w:r>
-      <w:hyperlink r:id="rId53">
-        <w:r>
-          <w:rPr>
-            <w:lang w:val="fr_FR" w:bidi="fr_FR"/>
-          </w:rPr>
-          <w:rPr>
-            <w:color w:val="0000EE"/>
-            <w:u w:val="single"/>
-          </w:rPr>
-          <w:t>5</w:t>
-        </w:r>
-      </w:hyperlink>
+      <w:r>
+        <w:rPr>
+          <w:lang w:val="fr_FR" w:bidi="fr_FR"/>
+        </w:rPr>
+        <w:t>5</w:t>
+      </w:r>
       <w:r>
         <w:rPr>
           <w:lang w:val="fr_FR" w:bidi="fr_FR"/>
         </w:rPr>
         <w:t xml:space="preserve">). Ce message puissant était destiné à quelqu'un qui pouvait être timide par nature (voir </w:t>
       </w:r>
-      <w:hyperlink r:id="rId54">
-        <w:r>
-          <w:rPr>
-            <w:lang w:val="fr_FR" w:bidi="fr_FR"/>
-          </w:rPr>
-          <w:rPr>
-            <w:color w:val="0000EE"/>
-            <w:u w:val="single"/>
-          </w:rPr>
-          <w:t>2Tm 1.6–7</w:t>
-        </w:r>
-      </w:hyperlink>
+      <w:r>
+        <w:rPr>
+          <w:lang w:val="fr_FR" w:bidi="fr_FR"/>
+        </w:rPr>
+        <w:t>2Tm 1.6–7</w:t>
+      </w:r>
       <w:r>
         <w:rPr>
           <w:lang w:val="fr_FR" w:bidi="fr_FR"/>
         </w:rPr>
         <w:t>). Par la suite, Timothée lui-même a été incarcéré (</w:t>
       </w:r>
-      <w:hyperlink r:id="rId55">
-        <w:r>
-          <w:rPr>
-            <w:lang w:val="fr_FR" w:bidi="fr_FR"/>
-          </w:rPr>
-          <w:rPr>
-            <w:color w:val="0000EE"/>
-            <w:u w:val="single"/>
-          </w:rPr>
-          <w:t>Hé 13.23</w:t>
-        </w:r>
-      </w:hyperlink>
+      <w:r>
+        <w:rPr>
+          <w:lang w:val="fr_FR" w:bidi="fr_FR"/>
+        </w:rPr>
+        <w:t>Hé 13.23</w:t>
+      </w:r>
       <w:r>
         <w:rPr>
           <w:lang w:val="fr_FR" w:bidi="fr_FR"/>
@@ -1536,324 +1230,216 @@
           <w:lang w:val="fr_FR" w:bidi="fr_FR"/>
         </w:rPr>
       </w:r>
-      <w:hyperlink r:id="rId28">
-        <w:r>
-          <w:rPr>
-            <w:lang w:val="fr_FR" w:bidi="fr_FR"/>
-          </w:rPr>
-          <w:rPr>
-            <w:color w:val="0000EE"/>
-            <w:u w:val="single"/>
-          </w:rPr>
-          <w:t>Ac 16.1–3</w:t>
-        </w:r>
-      </w:hyperlink>
+      <w:r>
+        <w:rPr>
+          <w:lang w:val="fr_FR" w:bidi="fr_FR"/>
+        </w:rPr>
+        <w:t>Ac 16.1–3</w:t>
+      </w:r>
       <w:r>
         <w:rPr>
           <w:lang w:val="fr_FR" w:bidi="fr_FR"/>
         </w:rPr>
         <w:t xml:space="preserve"> ; </w:t>
       </w:r>
-      <w:hyperlink r:id="rId35">
-        <w:r>
-          <w:rPr>
-            <w:lang w:val="fr_FR" w:bidi="fr_FR"/>
-          </w:rPr>
-          <w:rPr>
-            <w:color w:val="0000EE"/>
-            <w:u w:val="single"/>
-          </w:rPr>
-          <w:t>17.14–15</w:t>
-        </w:r>
-      </w:hyperlink>
+      <w:r>
+        <w:rPr>
+          <w:lang w:val="fr_FR" w:bidi="fr_FR"/>
+        </w:rPr>
+        <w:t>17.14–15</w:t>
+      </w:r>
       <w:r>
         <w:rPr>
           <w:lang w:val="fr_FR" w:bidi="fr_FR"/>
         </w:rPr>
         <w:t xml:space="preserve"> ; </w:t>
       </w:r>
-      <w:hyperlink r:id="rId36">
-        <w:r>
-          <w:rPr>
-            <w:lang w:val="fr_FR" w:bidi="fr_FR"/>
-          </w:rPr>
-          <w:rPr>
-            <w:color w:val="0000EE"/>
-            <w:u w:val="single"/>
-          </w:rPr>
-          <w:t>18.5</w:t>
-        </w:r>
-      </w:hyperlink>
+      <w:r>
+        <w:rPr>
+          <w:lang w:val="fr_FR" w:bidi="fr_FR"/>
+        </w:rPr>
+        <w:t>18.5</w:t>
+      </w:r>
       <w:r>
         <w:rPr>
           <w:lang w:val="fr_FR" w:bidi="fr_FR"/>
         </w:rPr>
         <w:t xml:space="preserve"> ; </w:t>
       </w:r>
-      <w:hyperlink r:id="rId29">
-        <w:r>
-          <w:rPr>
-            <w:lang w:val="fr_FR" w:bidi="fr_FR"/>
-          </w:rPr>
-          <w:rPr>
-            <w:color w:val="0000EE"/>
-            <w:u w:val="single"/>
-          </w:rPr>
-          <w:t>19.22</w:t>
-        </w:r>
-      </w:hyperlink>
+      <w:r>
+        <w:rPr>
+          <w:lang w:val="fr_FR" w:bidi="fr_FR"/>
+        </w:rPr>
+        <w:t>19.22</w:t>
+      </w:r>
       <w:r>
         <w:rPr>
           <w:lang w:val="fr_FR" w:bidi="fr_FR"/>
         </w:rPr>
         <w:t xml:space="preserve"> ; </w:t>
       </w:r>
-      <w:hyperlink r:id="rId56">
-        <w:r>
-          <w:rPr>
-            <w:lang w:val="fr_FR" w:bidi="fr_FR"/>
-          </w:rPr>
-          <w:rPr>
-            <w:color w:val="0000EE"/>
-            <w:u w:val="single"/>
-          </w:rPr>
-          <w:t>20.4</w:t>
-        </w:r>
-      </w:hyperlink>
+      <w:r>
+        <w:rPr>
+          <w:lang w:val="fr_FR" w:bidi="fr_FR"/>
+        </w:rPr>
+        <w:t>20.4</w:t>
+      </w:r>
       <w:r>
         <w:rPr>
           <w:lang w:val="fr_FR" w:bidi="fr_FR"/>
         </w:rPr>
         <w:t xml:space="preserve"> ; </w:t>
       </w:r>
-      <w:hyperlink r:id="rId43">
-        <w:r>
-          <w:rPr>
-            <w:lang w:val="fr_FR" w:bidi="fr_FR"/>
-          </w:rPr>
-          <w:rPr>
-            <w:color w:val="0000EE"/>
-            <w:u w:val="single"/>
-          </w:rPr>
-          <w:t>Rm 16.21</w:t>
-        </w:r>
-      </w:hyperlink>
+      <w:r>
+        <w:rPr>
+          <w:lang w:val="fr_FR" w:bidi="fr_FR"/>
+        </w:rPr>
+        <w:t>Rm 16.21</w:t>
+      </w:r>
       <w:r>
         <w:rPr>
           <w:lang w:val="fr_FR" w:bidi="fr_FR"/>
         </w:rPr>
         <w:t xml:space="preserve"> ; </w:t>
       </w:r>
-      <w:hyperlink r:id="rId30">
-        <w:r>
-          <w:rPr>
-            <w:lang w:val="fr_FR" w:bidi="fr_FR"/>
-          </w:rPr>
-          <w:rPr>
-            <w:color w:val="0000EE"/>
-            <w:u w:val="single"/>
-          </w:rPr>
-          <w:t>1Co 4.17</w:t>
-        </w:r>
-      </w:hyperlink>
+      <w:r>
+        <w:rPr>
+          <w:lang w:val="fr_FR" w:bidi="fr_FR"/>
+        </w:rPr>
+        <w:t>1Co 4.17</w:t>
+      </w:r>
       <w:r>
         <w:rPr>
           <w:lang w:val="fr_FR" w:bidi="fr_FR"/>
         </w:rPr>
         <w:t xml:space="preserve"> ; </w:t>
       </w:r>
-      <w:hyperlink r:id="rId31">
-        <w:r>
-          <w:rPr>
-            <w:lang w:val="fr_FR" w:bidi="fr_FR"/>
-          </w:rPr>
-          <w:rPr>
-            <w:color w:val="0000EE"/>
-            <w:u w:val="single"/>
-          </w:rPr>
-          <w:t>16.10–11</w:t>
-        </w:r>
-      </w:hyperlink>
+      <w:r>
+        <w:rPr>
+          <w:lang w:val="fr_FR" w:bidi="fr_FR"/>
+        </w:rPr>
+        <w:t>16.10–11</w:t>
+      </w:r>
       <w:r>
         <w:rPr>
           <w:lang w:val="fr_FR" w:bidi="fr_FR"/>
         </w:rPr>
         <w:t xml:space="preserve"> ; </w:t>
       </w:r>
-      <w:hyperlink r:id="rId37">
-        <w:r>
-          <w:rPr>
-            <w:lang w:val="fr_FR" w:bidi="fr_FR"/>
-          </w:rPr>
-          <w:rPr>
-            <w:color w:val="0000EE"/>
-            <w:u w:val="single"/>
-          </w:rPr>
-          <w:t>2Co 1.1</w:t>
-        </w:r>
-      </w:hyperlink>
+      <w:r>
+        <w:rPr>
+          <w:lang w:val="fr_FR" w:bidi="fr_FR"/>
+        </w:rPr>
+        <w:t>2Co 1.1</w:t>
+      </w:r>
       <w:r>
         <w:rPr>
           <w:lang w:val="fr_FR" w:bidi="fr_FR"/>
         </w:rPr>
         <w:t xml:space="preserve">, </w:t>
       </w:r>
-      <w:hyperlink r:id="rId57">
-        <w:r>
-          <w:rPr>
-            <w:lang w:val="fr_FR" w:bidi="fr_FR"/>
-          </w:rPr>
-          <w:rPr>
-            <w:color w:val="0000EE"/>
-            <w:u w:val="single"/>
-          </w:rPr>
-          <w:t>19</w:t>
-        </w:r>
-      </w:hyperlink>
+      <w:r>
+        <w:rPr>
+          <w:lang w:val="fr_FR" w:bidi="fr_FR"/>
+        </w:rPr>
+        <w:t>19</w:t>
+      </w:r>
       <w:r>
         <w:rPr>
           <w:lang w:val="fr_FR" w:bidi="fr_FR"/>
         </w:rPr>
         <w:t xml:space="preserve"> ; </w:t>
       </w:r>
-      <w:hyperlink r:id="rId38">
-        <w:r>
-          <w:rPr>
-            <w:lang w:val="fr_FR" w:bidi="fr_FR"/>
-          </w:rPr>
-          <w:rPr>
-            <w:color w:val="0000EE"/>
-            <w:u w:val="single"/>
-          </w:rPr>
-          <w:t>Ph 1.1</w:t>
-        </w:r>
-      </w:hyperlink>
+      <w:r>
+        <w:rPr>
+          <w:lang w:val="fr_FR" w:bidi="fr_FR"/>
+        </w:rPr>
+        <w:t>Ph 1.1</w:t>
+      </w:r>
       <w:r>
         <w:rPr>
           <w:lang w:val="fr_FR" w:bidi="fr_FR"/>
         </w:rPr>
         <w:t xml:space="preserve"> ; </w:t>
       </w:r>
-      <w:hyperlink r:id="rId32">
-        <w:r>
-          <w:rPr>
-            <w:lang w:val="fr_FR" w:bidi="fr_FR"/>
-          </w:rPr>
-          <w:rPr>
-            <w:color w:val="0000EE"/>
-            <w:u w:val="single"/>
-          </w:rPr>
-          <w:t>2.19–23</w:t>
-        </w:r>
-      </w:hyperlink>
+      <w:r>
+        <w:rPr>
+          <w:lang w:val="fr_FR" w:bidi="fr_FR"/>
+        </w:rPr>
+        <w:t>2.19–23</w:t>
+      </w:r>
       <w:r>
         <w:rPr>
           <w:lang w:val="fr_FR" w:bidi="fr_FR"/>
         </w:rPr>
         <w:t xml:space="preserve"> ; </w:t>
       </w:r>
-      <w:hyperlink r:id="rId39">
-        <w:r>
-          <w:rPr>
-            <w:lang w:val="fr_FR" w:bidi="fr_FR"/>
-          </w:rPr>
-          <w:rPr>
-            <w:color w:val="0000EE"/>
-            <w:u w:val="single"/>
-          </w:rPr>
-          <w:t>Col 1.1</w:t>
-        </w:r>
-      </w:hyperlink>
+      <w:r>
+        <w:rPr>
+          <w:lang w:val="fr_FR" w:bidi="fr_FR"/>
+        </w:rPr>
+        <w:t>Col 1.1</w:t>
+      </w:r>
       <w:r>
         <w:rPr>
           <w:lang w:val="fr_FR" w:bidi="fr_FR"/>
         </w:rPr>
         <w:t xml:space="preserve"> ; </w:t>
       </w:r>
-      <w:hyperlink r:id="rId40">
-        <w:r>
-          <w:rPr>
-            <w:lang w:val="fr_FR" w:bidi="fr_FR"/>
-          </w:rPr>
-          <w:rPr>
-            <w:color w:val="0000EE"/>
-            <w:u w:val="single"/>
-          </w:rPr>
-          <w:t>1Th 1.1</w:t>
-        </w:r>
-      </w:hyperlink>
+      <w:r>
+        <w:rPr>
+          <w:lang w:val="fr_FR" w:bidi="fr_FR"/>
+        </w:rPr>
+        <w:t>1Th 1.1</w:t>
+      </w:r>
       <w:r>
         <w:rPr>
           <w:lang w:val="fr_FR" w:bidi="fr_FR"/>
         </w:rPr>
         <w:t xml:space="preserve"> ; </w:t>
       </w:r>
-      <w:hyperlink r:id="rId58">
-        <w:r>
-          <w:rPr>
-            <w:lang w:val="fr_FR" w:bidi="fr_FR"/>
-          </w:rPr>
-          <w:rPr>
-            <w:color w:val="0000EE"/>
-            <w:u w:val="single"/>
-          </w:rPr>
-          <w:t>3.2–6</w:t>
-        </w:r>
-      </w:hyperlink>
+      <w:r>
+        <w:rPr>
+          <w:lang w:val="fr_FR" w:bidi="fr_FR"/>
+        </w:rPr>
+        <w:t>3.2–6</w:t>
+      </w:r>
       <w:r>
         <w:rPr>
           <w:lang w:val="fr_FR" w:bidi="fr_FR"/>
         </w:rPr>
         <w:t xml:space="preserve"> ; </w:t>
       </w:r>
-      <w:hyperlink r:id="rId41">
-        <w:r>
-          <w:rPr>
-            <w:lang w:val="fr_FR" w:bidi="fr_FR"/>
-          </w:rPr>
-          <w:rPr>
-            <w:color w:val="0000EE"/>
-            <w:u w:val="single"/>
-          </w:rPr>
-          <w:t>2Th 1.1</w:t>
-        </w:r>
-      </w:hyperlink>
+      <w:r>
+        <w:rPr>
+          <w:lang w:val="fr_FR" w:bidi="fr_FR"/>
+        </w:rPr>
+        <w:t>2Th 1.1</w:t>
+      </w:r>
       <w:r>
         <w:rPr>
           <w:lang w:val="fr_FR" w:bidi="fr_FR"/>
         </w:rPr>
         <w:t xml:space="preserve"> ; 1–2 Tm ; </w:t>
       </w:r>
-      <w:hyperlink r:id="rId42">
-        <w:r>
-          <w:rPr>
-            <w:lang w:val="fr_FR" w:bidi="fr_FR"/>
-          </w:rPr>
-          <w:rPr>
-            <w:color w:val="0000EE"/>
-            <w:u w:val="single"/>
-          </w:rPr>
-          <w:t>Phm 1.1</w:t>
-        </w:r>
-      </w:hyperlink>
+      <w:r>
+        <w:rPr>
+          <w:lang w:val="fr_FR" w:bidi="fr_FR"/>
+        </w:rPr>
+        <w:t>Phm 1.1</w:t>
+      </w:r>
       <w:r>
         <w:rPr>
           <w:lang w:val="fr_FR" w:bidi="fr_FR"/>
         </w:rPr>
         <w:t xml:space="preserve"> ; </w:t>
       </w:r>
-      <w:hyperlink r:id="rId55">
-        <w:r>
-          <w:rPr>
-            <w:lang w:val="fr_FR" w:bidi="fr_FR"/>
-          </w:rPr>
-          <w:rPr>
-            <w:color w:val="0000EE"/>
-            <w:u w:val="single"/>
-          </w:rPr>
-          <w:t>Hé 13.23</w:t>
-        </w:r>
-      </w:hyperlink>
+      <w:r>
+        <w:rPr>
+          <w:lang w:val="fr_FR" w:bidi="fr_FR"/>
+        </w:rPr>
+        <w:t>Hé 13.23</w:t>
+      </w:r>
       <w:r>
         <w:rPr>
           <w:lang w:val="fr_FR" w:bidi="fr_FR"/>
@@ -1930,36 +1516,24 @@
         </w:rPr>
         <w:t>Nous ignorons tout des origines et de la conversion de Tite, son nom n'étant pas mentionné dans les Actes. Nous entendons parler de lui pour la première fois comme d'un croyant non juif qui est allé avec Paul et Barnabas à Jérusalem (</w:t>
       </w:r>
-      <w:hyperlink r:id="rId59">
-        <w:r>
-          <w:rPr>
-            <w:lang w:val="fr_FR" w:bidi="fr_FR"/>
-          </w:rPr>
-          <w:rPr>
-            <w:color w:val="0000EE"/>
-            <w:u w:val="single"/>
-          </w:rPr>
-          <w:t>Ga 2.1</w:t>
-        </w:r>
-      </w:hyperlink>
+      <w:r>
+        <w:rPr>
+          <w:lang w:val="fr_FR" w:bidi="fr_FR"/>
+        </w:rPr>
+        <w:t>Ga 2.1</w:t>
+      </w:r>
       <w:r>
         <w:rPr>
           <w:lang w:val="fr_FR" w:bidi="fr_FR"/>
         </w:rPr>
         <w:t>). Paul souligne que Tite n'a pas été contraint de se faire circoncire (</w:t>
       </w:r>
-      <w:hyperlink r:id="rId60">
-        <w:r>
-          <w:rPr>
-            <w:lang w:val="fr_FR" w:bidi="fr_FR"/>
-          </w:rPr>
-          <w:rPr>
-            <w:color w:val="0000EE"/>
-            <w:u w:val="single"/>
-          </w:rPr>
-          <w:t>Ga 2.3</w:t>
-        </w:r>
-      </w:hyperlink>
+      <w:r>
+        <w:rPr>
+          <w:lang w:val="fr_FR" w:bidi="fr_FR"/>
+        </w:rPr>
+        <w:t>Ga 2.3</w:t>
+      </w:r>
       <w:r>
         <w:rPr>
           <w:lang w:val="fr_FR" w:bidi="fr_FR"/>
@@ -1980,108 +1554,72 @@
         </w:rPr>
         <w:t xml:space="preserve">Plus tard, en tant que membre de confiance de l'équipe de Paul, Tite fut envoyé en mission spéciale à Corinthe pour gérer une situation difficile, vraisemblablement en portant la lettre exigeante évoquée dans </w:t>
       </w:r>
-      <w:hyperlink r:id="rId61">
-        <w:r>
-          <w:rPr>
-            <w:lang w:val="fr_FR" w:bidi="fr_FR"/>
-          </w:rPr>
-          <w:rPr>
-            <w:color w:val="0000EE"/>
-            <w:u w:val="single"/>
-          </w:rPr>
-          <w:t>2Co 2.4</w:t>
-        </w:r>
-      </w:hyperlink>
+      <w:r>
+        <w:rPr>
+          <w:lang w:val="fr_FR" w:bidi="fr_FR"/>
+        </w:rPr>
+        <w:t>2Co 2.4</w:t>
+      </w:r>
       <w:r>
         <w:rPr>
           <w:lang w:val="fr_FR" w:bidi="fr_FR"/>
         </w:rPr>
         <w:t xml:space="preserve">, </w:t>
       </w:r>
-      <w:hyperlink r:id="rId62">
-        <w:r>
-          <w:rPr>
-            <w:lang w:val="fr_FR" w:bidi="fr_FR"/>
-          </w:rPr>
-          <w:rPr>
-            <w:color w:val="0000EE"/>
-            <w:u w:val="single"/>
-          </w:rPr>
-          <w:t>9</w:t>
-        </w:r>
-      </w:hyperlink>
+      <w:r>
+        <w:rPr>
+          <w:lang w:val="fr_FR" w:bidi="fr_FR"/>
+        </w:rPr>
+        <w:t>9</w:t>
+      </w:r>
       <w:r>
         <w:rPr>
           <w:lang w:val="fr_FR" w:bidi="fr_FR"/>
         </w:rPr>
         <w:t xml:space="preserve"> ; </w:t>
       </w:r>
-      <w:hyperlink r:id="rId63">
-        <w:r>
-          <w:rPr>
-            <w:lang w:val="fr_FR" w:bidi="fr_FR"/>
-          </w:rPr>
-          <w:rPr>
-            <w:color w:val="0000EE"/>
-            <w:u w:val="single"/>
-          </w:rPr>
-          <w:t>7.8–9</w:t>
-        </w:r>
-      </w:hyperlink>
+      <w:r>
+        <w:rPr>
+          <w:lang w:val="fr_FR" w:bidi="fr_FR"/>
+        </w:rPr>
+        <w:t>7.8–9</w:t>
+      </w:r>
       <w:r>
         <w:rPr>
           <w:lang w:val="fr_FR" w:bidi="fr_FR"/>
         </w:rPr>
         <w:t xml:space="preserve">. Cette tâche nécessitait un responsable à la fois doux et ferme, et Tite se révéla avoir une personnalité plus affirmée que celle de Timothée (voir </w:t>
       </w:r>
-      <w:hyperlink r:id="rId31">
-        <w:r>
-          <w:rPr>
-            <w:lang w:val="fr_FR" w:bidi="fr_FR"/>
-          </w:rPr>
-          <w:rPr>
-            <w:color w:val="0000EE"/>
-            <w:u w:val="single"/>
-          </w:rPr>
-          <w:t>1Co 16.10–11</w:t>
-        </w:r>
-      </w:hyperlink>
+      <w:r>
+        <w:rPr>
+          <w:lang w:val="fr_FR" w:bidi="fr_FR"/>
+        </w:rPr>
+        <w:t>1Co 16.10–11</w:t>
+      </w:r>
       <w:r>
         <w:rPr>
           <w:lang w:val="fr_FR" w:bidi="fr_FR"/>
         </w:rPr>
         <w:t xml:space="preserve"> ; </w:t>
       </w:r>
-      <w:hyperlink r:id="rId64">
-        <w:r>
-          <w:rPr>
-            <w:lang w:val="fr_FR" w:bidi="fr_FR"/>
-          </w:rPr>
-          <w:rPr>
-            <w:color w:val="0000EE"/>
-            <w:u w:val="single"/>
-          </w:rPr>
-          <w:t>2Co 7.13–15</w:t>
-        </w:r>
-      </w:hyperlink>
+      <w:r>
+        <w:rPr>
+          <w:lang w:val="fr_FR" w:bidi="fr_FR"/>
+        </w:rPr>
+        <w:t>2Co 7.13–15</w:t>
+      </w:r>
       <w:r>
         <w:rPr>
           <w:lang w:val="fr_FR" w:bidi="fr_FR"/>
         </w:rPr>
         <w:t xml:space="preserve"> ; </w:t>
       </w:r>
-      <w:hyperlink r:id="rId54">
-        <w:r>
-          <w:rPr>
-            <w:lang w:val="fr_FR" w:bidi="fr_FR"/>
-          </w:rPr>
-          <w:rPr>
-            <w:color w:val="0000EE"/>
-            <w:u w:val="single"/>
-          </w:rPr>
-          <w:t>2 Tm 1.6–7</w:t>
-        </w:r>
-      </w:hyperlink>
+      <w:r>
+        <w:rPr>
+          <w:lang w:val="fr_FR" w:bidi="fr_FR"/>
+        </w:rPr>
+        <w:t>2 Tm 1.6–7</w:t>
+      </w:r>
       <w:r>
         <w:rPr>
           <w:lang w:val="fr_FR" w:bidi="fr_FR"/>
@@ -2102,36 +1640,24 @@
         </w:rPr>
         <w:t>Tite revint ensuite vers Paul avec de bonnes nouvelles (</w:t>
       </w:r>
-      <w:hyperlink r:id="rId65">
-        <w:r>
-          <w:rPr>
-            <w:lang w:val="fr_FR" w:bidi="fr_FR"/>
-          </w:rPr>
-          <w:rPr>
-            <w:color w:val="0000EE"/>
-            <w:u w:val="single"/>
-          </w:rPr>
-          <w:t>2Co 7.6–7</w:t>
-        </w:r>
-      </w:hyperlink>
+      <w:r>
+        <w:rPr>
+          <w:lang w:val="fr_FR" w:bidi="fr_FR"/>
+        </w:rPr>
+        <w:t>2Co 7.6–7</w:t>
+      </w:r>
       <w:r>
         <w:rPr>
           <w:lang w:val="fr_FR" w:bidi="fr_FR"/>
         </w:rPr>
         <w:t xml:space="preserve">, </w:t>
       </w:r>
-      <w:hyperlink r:id="rId64">
-        <w:r>
-          <w:rPr>
-            <w:lang w:val="fr_FR" w:bidi="fr_FR"/>
-          </w:rPr>
-          <w:rPr>
-            <w:color w:val="0000EE"/>
-            <w:u w:val="single"/>
-          </w:rPr>
-          <w:t>13–15</w:t>
-        </w:r>
-      </w:hyperlink>
+      <w:r>
+        <w:rPr>
+          <w:lang w:val="fr_FR" w:bidi="fr_FR"/>
+        </w:rPr>
+        <w:t>13–15</w:t>
+      </w:r>
       <w:r>
         <w:rPr>
           <w:lang w:val="fr_FR" w:bidi="fr_FR"/>
@@ -2151,90 +1677,60 @@
         </w:rPr>
         <w:t>, qui exhortait les croyants à finaliser leur collecte de fonds pour venir en aide aux chrétiens démunis de Jérusalem. Tite accepta cette mission avec enthousiasme, animé d'un profond attachement pour les chrétiens de Corinthe (</w:t>
       </w:r>
-      <w:hyperlink r:id="rId66">
-        <w:r>
-          <w:rPr>
-            <w:lang w:val="fr_FR" w:bidi="fr_FR"/>
-          </w:rPr>
-          <w:rPr>
-            <w:color w:val="0000EE"/>
-            <w:u w:val="single"/>
-          </w:rPr>
-          <w:t>2Co 7.15</w:t>
-        </w:r>
-      </w:hyperlink>
+      <w:r>
+        <w:rPr>
+          <w:lang w:val="fr_FR" w:bidi="fr_FR"/>
+        </w:rPr>
+        <w:t>2Co 7.15</w:t>
+      </w:r>
       <w:r>
         <w:rPr>
           <w:lang w:val="fr_FR" w:bidi="fr_FR"/>
         </w:rPr>
         <w:t xml:space="preserve"> ; </w:t>
       </w:r>
-      <w:hyperlink r:id="rId67">
-        <w:r>
-          <w:rPr>
-            <w:lang w:val="fr_FR" w:bidi="fr_FR"/>
-          </w:rPr>
-          <w:rPr>
-            <w:color w:val="0000EE"/>
-            <w:u w:val="single"/>
-          </w:rPr>
-          <w:t>8.6</w:t>
-        </w:r>
-      </w:hyperlink>
+      <w:r>
+        <w:rPr>
+          <w:lang w:val="fr_FR" w:bidi="fr_FR"/>
+        </w:rPr>
+        <w:t>8.6</w:t>
+      </w:r>
       <w:r>
         <w:rPr>
           <w:lang w:val="fr_FR" w:bidi="fr_FR"/>
         </w:rPr>
         <w:t xml:space="preserve">, </w:t>
       </w:r>
-      <w:hyperlink r:id="rId68">
-        <w:r>
-          <w:rPr>
-            <w:lang w:val="fr_FR" w:bidi="fr_FR"/>
-          </w:rPr>
-          <w:rPr>
-            <w:color w:val="0000EE"/>
-            <w:u w:val="single"/>
-          </w:rPr>
-          <w:t>16–17</w:t>
-        </w:r>
-      </w:hyperlink>
+      <w:r>
+        <w:rPr>
+          <w:lang w:val="fr_FR" w:bidi="fr_FR"/>
+        </w:rPr>
+        <w:t>16–17</w:t>
+      </w:r>
       <w:r>
         <w:rPr>
           <w:lang w:val="fr_FR" w:bidi="fr_FR"/>
         </w:rPr>
         <w:t>). Paul le décrivit comme un homme d’une grande intégrité, à son image (</w:t>
       </w:r>
-      <w:hyperlink r:id="rId69">
-        <w:r>
-          <w:rPr>
-            <w:lang w:val="fr_FR" w:bidi="fr_FR"/>
-          </w:rPr>
-          <w:rPr>
-            <w:color w:val="0000EE"/>
-            <w:u w:val="single"/>
-          </w:rPr>
-          <w:t>2Co 8.23</w:t>
-        </w:r>
-      </w:hyperlink>
+      <w:r>
+        <w:rPr>
+          <w:lang w:val="fr_FR" w:bidi="fr_FR"/>
+        </w:rPr>
+        <w:t>2Co 8.23</w:t>
+      </w:r>
       <w:r>
         <w:rPr>
           <w:lang w:val="fr_FR" w:bidi="fr_FR"/>
         </w:rPr>
         <w:t xml:space="preserve"> ; </w:t>
       </w:r>
-      <w:hyperlink r:id="rId70">
-        <w:r>
-          <w:rPr>
-            <w:lang w:val="fr_FR" w:bidi="fr_FR"/>
-          </w:rPr>
-          <w:rPr>
-            <w:color w:val="0000EE"/>
-            <w:u w:val="single"/>
-          </w:rPr>
-          <w:t>12.18</w:t>
-        </w:r>
-      </w:hyperlink>
+      <w:r>
+        <w:rPr>
+          <w:lang w:val="fr_FR" w:bidi="fr_FR"/>
+        </w:rPr>
+        <w:t>12.18</w:t>
+      </w:r>
       <w:r>
         <w:rPr>
           <w:lang w:val="fr_FR" w:bidi="fr_FR"/>
@@ -2255,36 +1751,24 @@
         </w:rPr>
         <w:t>Quelques années plus tard, après le premier procès de Paul à Rome et sa libération, il laissa Tite en Crète pour affermir l'Église locale. Pendant son séjour en Crète, Paul lui écrivit une lettre prodiguant des conseils sur le choix des dirigeants de l'Église et l'encourageant à enseigner et à manifester un comportement pieux. Paul demanda ensuite à Tite de le rejoindre à Nicopolis, en Achaïe, où il prévoyait de passer l'hiver (</w:t>
       </w:r>
-      <w:hyperlink r:id="rId71">
-        <w:r>
-          <w:rPr>
-            <w:lang w:val="fr_FR" w:bidi="fr_FR"/>
-          </w:rPr>
-          <w:rPr>
-            <w:color w:val="0000EE"/>
-            <w:u w:val="single"/>
-          </w:rPr>
-          <w:t>Tt 3.12</w:t>
-        </w:r>
-      </w:hyperlink>
+      <w:r>
+        <w:rPr>
+          <w:lang w:val="fr_FR" w:bidi="fr_FR"/>
+        </w:rPr>
+        <w:t>Tt 3.12</w:t>
+      </w:r>
       <w:r>
         <w:rPr>
           <w:lang w:val="fr_FR" w:bidi="fr_FR"/>
         </w:rPr>
         <w:t>). Plus tard, peu avant que Paul ne soit exécuté à Rome, il indiqua que Tite était parti en Dalmatie, le long de la côte adriatique, au nord-ouest de la Grèce moderne, probablement pour y exercer son ministère (</w:t>
       </w:r>
-      <w:hyperlink r:id="rId72">
-        <w:r>
-          <w:rPr>
-            <w:lang w:val="fr_FR" w:bidi="fr_FR"/>
-          </w:rPr>
-          <w:rPr>
-            <w:color w:val="0000EE"/>
-            <w:u w:val="single"/>
-          </w:rPr>
-          <w:t>2Tm 4.10</w:t>
-        </w:r>
-      </w:hyperlink>
+      <w:r>
+        <w:rPr>
+          <w:lang w:val="fr_FR" w:bidi="fr_FR"/>
+        </w:rPr>
+        <w:t>2Tm 4.10</w:t>
+      </w:r>
       <w:r>
         <w:rPr>
           <w:lang w:val="fr_FR" w:bidi="fr_FR"/>
@@ -2341,216 +1825,144 @@
           <w:lang w:val="fr_FR" w:bidi="fr_FR"/>
         </w:rPr>
       </w:r>
-      <w:hyperlink r:id="rId73">
-        <w:r>
-          <w:rPr>
-            <w:lang w:val="fr_FR" w:bidi="fr_FR"/>
-          </w:rPr>
-          <w:rPr>
-            <w:color w:val="0000EE"/>
-            <w:u w:val="single"/>
-          </w:rPr>
-          <w:t>2Co 2.13</w:t>
-        </w:r>
-      </w:hyperlink>
+      <w:r>
+        <w:rPr>
+          <w:lang w:val="fr_FR" w:bidi="fr_FR"/>
+        </w:rPr>
+        <w:t>2Co 2.13</w:t>
+      </w:r>
       <w:r>
         <w:rPr>
           <w:lang w:val="fr_FR" w:bidi="fr_FR"/>
         </w:rPr>
         <w:t xml:space="preserve"> ; </w:t>
       </w:r>
-      <w:hyperlink r:id="rId74">
-        <w:r>
-          <w:rPr>
-            <w:lang w:val="fr_FR" w:bidi="fr_FR"/>
-          </w:rPr>
-          <w:rPr>
-            <w:color w:val="0000EE"/>
-            <w:u w:val="single"/>
-          </w:rPr>
-          <w:t>7.6</w:t>
-        </w:r>
-      </w:hyperlink>
+      <w:r>
+        <w:rPr>
+          <w:lang w:val="fr_FR" w:bidi="fr_FR"/>
+        </w:rPr>
+        <w:t>7.6</w:t>
+      </w:r>
       <w:r>
         <w:rPr>
           <w:lang w:val="fr_FR" w:bidi="fr_FR"/>
         </w:rPr>
         <w:t xml:space="preserve">, </w:t>
       </w:r>
-      <w:hyperlink r:id="rId75">
-        <w:r>
-          <w:rPr>
-            <w:lang w:val="fr_FR" w:bidi="fr_FR"/>
-          </w:rPr>
-          <w:rPr>
-            <w:color w:val="0000EE"/>
-            <w:u w:val="single"/>
-          </w:rPr>
-          <w:t>13–14</w:t>
-        </w:r>
-      </w:hyperlink>
+      <w:r>
+        <w:rPr>
+          <w:lang w:val="fr_FR" w:bidi="fr_FR"/>
+        </w:rPr>
+        <w:t>13–14</w:t>
+      </w:r>
       <w:r>
         <w:rPr>
           <w:lang w:val="fr_FR" w:bidi="fr_FR"/>
         </w:rPr>
         <w:t xml:space="preserve"> ; </w:t>
       </w:r>
-      <w:hyperlink r:id="rId67">
-        <w:r>
-          <w:rPr>
-            <w:lang w:val="fr_FR" w:bidi="fr_FR"/>
-          </w:rPr>
-          <w:rPr>
-            <w:color w:val="0000EE"/>
-            <w:u w:val="single"/>
-          </w:rPr>
-          <w:t>8.6</w:t>
-        </w:r>
-      </w:hyperlink>
+      <w:r>
+        <w:rPr>
+          <w:lang w:val="fr_FR" w:bidi="fr_FR"/>
+        </w:rPr>
+        <w:t>8.6</w:t>
+      </w:r>
       <w:r>
         <w:rPr>
           <w:lang w:val="fr_FR" w:bidi="fr_FR"/>
         </w:rPr>
         <w:t xml:space="preserve">, </w:t>
       </w:r>
-      <w:hyperlink r:id="rId68">
-        <w:r>
-          <w:rPr>
-            <w:lang w:val="fr_FR" w:bidi="fr_FR"/>
-          </w:rPr>
-          <w:rPr>
-            <w:color w:val="0000EE"/>
-            <w:u w:val="single"/>
-          </w:rPr>
-          <w:t>16–17</w:t>
-        </w:r>
-      </w:hyperlink>
+      <w:r>
+        <w:rPr>
+          <w:lang w:val="fr_FR" w:bidi="fr_FR"/>
+        </w:rPr>
+        <w:t>16–17</w:t>
+      </w:r>
       <w:r>
         <w:rPr>
           <w:lang w:val="fr_FR" w:bidi="fr_FR"/>
         </w:rPr>
         <w:t xml:space="preserve">, </w:t>
       </w:r>
-      <w:hyperlink r:id="rId69">
-        <w:r>
-          <w:rPr>
-            <w:lang w:val="fr_FR" w:bidi="fr_FR"/>
-          </w:rPr>
-          <w:rPr>
-            <w:color w:val="0000EE"/>
-            <w:u w:val="single"/>
-          </w:rPr>
-          <w:t>23</w:t>
-        </w:r>
-      </w:hyperlink>
+      <w:r>
+        <w:rPr>
+          <w:lang w:val="fr_FR" w:bidi="fr_FR"/>
+        </w:rPr>
+        <w:t>23</w:t>
+      </w:r>
       <w:r>
         <w:rPr>
           <w:lang w:val="fr_FR" w:bidi="fr_FR"/>
         </w:rPr>
         <w:t xml:space="preserve"> ; </w:t>
       </w:r>
-      <w:hyperlink r:id="rId70">
-        <w:r>
-          <w:rPr>
-            <w:lang w:val="fr_FR" w:bidi="fr_FR"/>
-          </w:rPr>
-          <w:rPr>
-            <w:color w:val="0000EE"/>
-            <w:u w:val="single"/>
-          </w:rPr>
-          <w:t>12.18</w:t>
-        </w:r>
-      </w:hyperlink>
+      <w:r>
+        <w:rPr>
+          <w:lang w:val="fr_FR" w:bidi="fr_FR"/>
+        </w:rPr>
+        <w:t>12.18</w:t>
+      </w:r>
       <w:r>
         <w:rPr>
           <w:lang w:val="fr_FR" w:bidi="fr_FR"/>
         </w:rPr>
         <w:t xml:space="preserve"> ; </w:t>
       </w:r>
-      <w:hyperlink r:id="rId59">
-        <w:r>
-          <w:rPr>
-            <w:lang w:val="fr_FR" w:bidi="fr_FR"/>
-          </w:rPr>
-          <w:rPr>
-            <w:color w:val="0000EE"/>
-            <w:u w:val="single"/>
-          </w:rPr>
-          <w:t>Ga 2.1</w:t>
-        </w:r>
-      </w:hyperlink>
+      <w:r>
+        <w:rPr>
+          <w:lang w:val="fr_FR" w:bidi="fr_FR"/>
+        </w:rPr>
+        <w:t>Ga 2.1</w:t>
+      </w:r>
       <w:r>
         <w:rPr>
           <w:lang w:val="fr_FR" w:bidi="fr_FR"/>
         </w:rPr>
         <w:t xml:space="preserve">, </w:t>
       </w:r>
-      <w:hyperlink r:id="rId60">
-        <w:r>
-          <w:rPr>
-            <w:lang w:val="fr_FR" w:bidi="fr_FR"/>
-          </w:rPr>
-          <w:rPr>
-            <w:color w:val="0000EE"/>
-            <w:u w:val="single"/>
-          </w:rPr>
-          <w:t>3</w:t>
-        </w:r>
-      </w:hyperlink>
+      <w:r>
+        <w:rPr>
+          <w:lang w:val="fr_FR" w:bidi="fr_FR"/>
+        </w:rPr>
+        <w:t>3</w:t>
+      </w:r>
       <w:r>
         <w:rPr>
           <w:lang w:val="fr_FR" w:bidi="fr_FR"/>
         </w:rPr>
         <w:t xml:space="preserve"> ; </w:t>
       </w:r>
-      <w:hyperlink r:id="rId72">
-        <w:r>
-          <w:rPr>
-            <w:lang w:val="fr_FR" w:bidi="fr_FR"/>
-          </w:rPr>
-          <w:rPr>
-            <w:color w:val="0000EE"/>
-            <w:u w:val="single"/>
-          </w:rPr>
-          <w:t>2Tm 4.10</w:t>
-        </w:r>
-      </w:hyperlink>
+      <w:r>
+        <w:rPr>
+          <w:lang w:val="fr_FR" w:bidi="fr_FR"/>
+        </w:rPr>
+        <w:t>2Tm 4.10</w:t>
+      </w:r>
       <w:r>
         <w:rPr>
           <w:lang w:val="fr_FR" w:bidi="fr_FR"/>
         </w:rPr>
         <w:t xml:space="preserve"> ; </w:t>
       </w:r>
-      <w:hyperlink r:id="rId76">
-        <w:r>
-          <w:rPr>
-            <w:lang w:val="fr_FR" w:bidi="fr_FR"/>
-          </w:rPr>
-          <w:rPr>
-            <w:color w:val="0000EE"/>
-            <w:u w:val="single"/>
-          </w:rPr>
-          <w:t>Ti 1.4</w:t>
-        </w:r>
-      </w:hyperlink>
+      <w:r>
+        <w:rPr>
+          <w:lang w:val="fr_FR" w:bidi="fr_FR"/>
+        </w:rPr>
+        <w:t>Ti 1.4</w:t>
+      </w:r>
       <w:r>
         <w:rPr>
           <w:lang w:val="fr_FR" w:bidi="fr_FR"/>
         </w:rPr>
         <w:t xml:space="preserve"> ; </w:t>
       </w:r>
-      <w:hyperlink r:id="rId77">
-        <w:r>
-          <w:rPr>
-            <w:lang w:val="fr_FR" w:bidi="fr_FR"/>
-          </w:rPr>
-          <w:rPr>
-            <w:color w:val="0000EE"/>
-            <w:u w:val="single"/>
-          </w:rPr>
-          <w:t>2.1</w:t>
-        </w:r>
-      </w:hyperlink>
+      <w:r>
+        <w:rPr>
+          <w:lang w:val="fr_FR" w:bidi="fr_FR"/>
+        </w:rPr>
+        <w:t>2.1</w:t>
+      </w:r>
       <w:r>
         <w:rPr>
           <w:lang w:val="fr_FR" w:bidi="fr_FR"/>
@@ -2599,144 +2011,96 @@
         </w:rPr>
         <w:t>Tsadok fut une figure incontournable dans l'histoire de la prêtrise en Israël. Il apparaît pour la première fois dans le récit de 2 Samuel (</w:t>
       </w:r>
-      <w:hyperlink r:id="rId78">
-        <w:r>
-          <w:rPr>
-            <w:lang w:val="fr_FR" w:bidi="fr_FR"/>
-          </w:rPr>
-          <w:rPr>
-            <w:color w:val="0000EE"/>
-            <w:u w:val="single"/>
-          </w:rPr>
-          <w:t>2S 8.17</w:t>
-        </w:r>
-      </w:hyperlink>
+      <w:r>
+        <w:rPr>
+          <w:lang w:val="fr_FR" w:bidi="fr_FR"/>
+        </w:rPr>
+        <w:t>2S 8.17</w:t>
+      </w:r>
       <w:r>
         <w:rPr>
           <w:lang w:val="fr_FR" w:bidi="fr_FR"/>
         </w:rPr>
         <w:t>). Bien que certains chercheurs aient pu douter de ses origines sacerdotales, la Bible affirme qu'il était un descendant d'Aaron, dont la lignée remonte à Éléazar, le fils d'Aaron (</w:t>
       </w:r>
-      <w:hyperlink r:id="rId79">
-        <w:r>
-          <w:rPr>
-            <w:lang w:val="fr_FR" w:bidi="fr_FR"/>
-          </w:rPr>
-          <w:rPr>
-            <w:color w:val="0000EE"/>
-            <w:u w:val="single"/>
-          </w:rPr>
-          <w:t>1Ch 6.1–15</w:t>
-        </w:r>
-      </w:hyperlink>
+      <w:r>
+        <w:rPr>
+          <w:lang w:val="fr_FR" w:bidi="fr_FR"/>
+        </w:rPr>
+        <w:t>1Ch 6.1–15</w:t>
+      </w:r>
       <w:r>
         <w:rPr>
           <w:lang w:val="fr_FR" w:bidi="fr_FR"/>
         </w:rPr>
         <w:t xml:space="preserve">, </w:t>
       </w:r>
-      <w:hyperlink r:id="rId80">
-        <w:r>
-          <w:rPr>
-            <w:lang w:val="fr_FR" w:bidi="fr_FR"/>
-          </w:rPr>
-          <w:rPr>
-            <w:color w:val="0000EE"/>
-            <w:u w:val="single"/>
-          </w:rPr>
-          <w:t xml:space="preserve">50–53 </w:t>
-        </w:r>
-      </w:hyperlink>
+      <w:r>
+        <w:rPr>
+          <w:lang w:val="fr_FR" w:bidi="fr_FR"/>
+        </w:rPr>
+        <w:t xml:space="preserve">50–53 </w:t>
+      </w:r>
       <w:r>
         <w:rPr>
           <w:lang w:val="fr_FR" w:bidi="fr_FR"/>
         </w:rPr>
         <w:t xml:space="preserve">; </w:t>
       </w:r>
-      <w:hyperlink r:id="rId81">
-        <w:r>
-          <w:rPr>
-            <w:lang w:val="fr_FR" w:bidi="fr_FR"/>
-          </w:rPr>
-          <w:rPr>
-            <w:color w:val="0000EE"/>
-            <w:u w:val="single"/>
-          </w:rPr>
-          <w:t>1Ch 6.4–8</w:t>
-        </w:r>
-      </w:hyperlink>
+      <w:r>
+        <w:rPr>
+          <w:lang w:val="fr_FR" w:bidi="fr_FR"/>
+        </w:rPr>
+        <w:t>1Ch 6.4–8</w:t>
+      </w:r>
       <w:r>
         <w:rPr>
           <w:lang w:val="fr_FR" w:bidi="fr_FR"/>
         </w:rPr>
         <w:t xml:space="preserve"> ; </w:t>
       </w:r>
-      <w:hyperlink r:id="rId82">
-        <w:r>
-          <w:rPr>
-            <w:lang w:val="fr_FR" w:bidi="fr_FR"/>
-          </w:rPr>
-          <w:rPr>
-            <w:color w:val="0000EE"/>
-            <w:u w:val="single"/>
-          </w:rPr>
-          <w:t>24.3</w:t>
-        </w:r>
-      </w:hyperlink>
+      <w:r>
+        <w:rPr>
+          <w:lang w:val="fr_FR" w:bidi="fr_FR"/>
+        </w:rPr>
+        <w:t>24.3</w:t>
+      </w:r>
       <w:r>
         <w:rPr>
           <w:lang w:val="fr_FR" w:bidi="fr_FR"/>
         </w:rPr>
         <w:t xml:space="preserve"> ; </w:t>
       </w:r>
-      <w:hyperlink r:id="rId83">
-        <w:r>
-          <w:rPr>
-            <w:lang w:val="fr_FR" w:bidi="fr_FR"/>
-          </w:rPr>
-          <w:rPr>
-            <w:color w:val="0000EE"/>
-            <w:u w:val="single"/>
-          </w:rPr>
-          <w:t>Esd 7.2–5</w:t>
-        </w:r>
-      </w:hyperlink>
+      <w:r>
+        <w:rPr>
+          <w:lang w:val="fr_FR" w:bidi="fr_FR"/>
+        </w:rPr>
+        <w:t>Esd 7.2–5</w:t>
+      </w:r>
       <w:r>
         <w:rPr>
           <w:lang w:val="fr_FR" w:bidi="fr_FR"/>
         </w:rPr>
         <w:t>). Sous le règne du roi David, Tsadok officia aux côtés d'Abiathar, un descendant d'Éli, formant ainsi un duo de sacrificateurs (</w:t>
       </w:r>
-      <w:hyperlink r:id="rId78">
-        <w:r>
-          <w:rPr>
-            <w:lang w:val="fr_FR" w:bidi="fr_FR"/>
-          </w:rPr>
-          <w:rPr>
-            <w:color w:val="0000EE"/>
-            <w:u w:val="single"/>
-          </w:rPr>
-          <w:t>2S 8.17</w:t>
-        </w:r>
-      </w:hyperlink>
+      <w:r>
+        <w:rPr>
+          <w:lang w:val="fr_FR" w:bidi="fr_FR"/>
+        </w:rPr>
+        <w:t>2S 8.17</w:t>
+      </w:r>
       <w:r>
         <w:rPr>
           <w:lang w:val="fr_FR" w:bidi="fr_FR"/>
         </w:rPr>
         <w:t xml:space="preserve"> ; </w:t>
       </w:r>
-      <w:hyperlink r:id="rId84">
-        <w:r>
-          <w:rPr>
-            <w:lang w:val="fr_FR" w:bidi="fr_FR"/>
-          </w:rPr>
-          <w:rPr>
-            <w:color w:val="0000EE"/>
-            <w:u w:val="single"/>
-          </w:rPr>
-          <w:t>20.25</w:t>
-        </w:r>
-      </w:hyperlink>
+      <w:r>
+        <w:rPr>
+          <w:lang w:val="fr_FR" w:bidi="fr_FR"/>
+        </w:rPr>
+        <w:t>20.25</w:t>
+      </w:r>
       <w:r>
         <w:rPr>
           <w:lang w:val="fr_FR" w:bidi="fr_FR"/>
@@ -2757,18 +2121,12 @@
         </w:rPr>
         <w:t>Lorsque Absalom se révolta contre le roi David, Tsadok et Abiathar démontrèrent leur loyauté en lui apportant l'arche, prêts à le rejoindre en exil (</w:t>
       </w:r>
-      <w:hyperlink r:id="rId85">
-        <w:r>
-          <w:rPr>
-            <w:lang w:val="fr_FR" w:bidi="fr_FR"/>
-          </w:rPr>
-          <w:rPr>
-            <w:color w:val="0000EE"/>
-            <w:u w:val="single"/>
-          </w:rPr>
-          <w:t>2S 15.24–29</w:t>
-        </w:r>
-      </w:hyperlink>
+      <w:r>
+        <w:rPr>
+          <w:lang w:val="fr_FR" w:bidi="fr_FR"/>
+        </w:rPr>
+        <w:t>2S 15.24–29</w:t>
+      </w:r>
       <w:r>
         <w:rPr>
           <w:lang w:val="fr_FR" w:bidi="fr_FR"/>
@@ -2789,54 +2147,36 @@
         </w:rPr>
         <w:t>Plus tard, le fils de David, Adonija, tenta de s'emparer du trône avec le soutien de Joab et d'Abiathar. Tsadok, faisant preuve de sagesse, choisit de ne pas soutenir cette rébellion (</w:t>
       </w:r>
-      <w:hyperlink r:id="rId86">
-        <w:r>
-          <w:rPr>
-            <w:lang w:val="fr_FR" w:bidi="fr_FR"/>
-          </w:rPr>
-          <w:rPr>
-            <w:color w:val="0000EE"/>
-            <w:u w:val="single"/>
-          </w:rPr>
-          <w:t>1R 1.5–10</w:t>
-        </w:r>
-      </w:hyperlink>
+      <w:r>
+        <w:rPr>
+          <w:lang w:val="fr_FR" w:bidi="fr_FR"/>
+        </w:rPr>
+        <w:t>1R 1.5–10</w:t>
+      </w:r>
       <w:r>
         <w:rPr>
           <w:lang w:val="fr_FR" w:bidi="fr_FR"/>
         </w:rPr>
         <w:t>) tandis qu'Abiathar fut banni (</w:t>
       </w:r>
-      <w:hyperlink r:id="rId87">
-        <w:r>
-          <w:rPr>
-            <w:lang w:val="fr_FR" w:bidi="fr_FR"/>
-          </w:rPr>
-          <w:rPr>
-            <w:color w:val="0000EE"/>
-            <w:u w:val="single"/>
-          </w:rPr>
-          <w:t>1R 2.26–27</w:t>
-        </w:r>
-      </w:hyperlink>
+      <w:r>
+        <w:rPr>
+          <w:lang w:val="fr_FR" w:bidi="fr_FR"/>
+        </w:rPr>
+        <w:t>1R 2.26–27</w:t>
+      </w:r>
       <w:r>
         <w:rPr>
           <w:lang w:val="fr_FR" w:bidi="fr_FR"/>
         </w:rPr>
         <w:t>), accomplissant ainsi la prophétie selon laquelle la maison d'Éli verrait la prêtrise lui être retirée (</w:t>
       </w:r>
-      <w:hyperlink r:id="rId88">
-        <w:r>
-          <w:rPr>
-            <w:lang w:val="fr_FR" w:bidi="fr_FR"/>
-          </w:rPr>
-          <w:rPr>
-            <w:color w:val="0000EE"/>
-            <w:u w:val="single"/>
-          </w:rPr>
-          <w:t>1S 2.27–36</w:t>
-        </w:r>
-      </w:hyperlink>
+      <w:r>
+        <w:rPr>
+          <w:lang w:val="fr_FR" w:bidi="fr_FR"/>
+        </w:rPr>
+        <w:t>1S 2.27–36</w:t>
+      </w:r>
       <w:r>
         <w:rPr>
           <w:lang w:val="fr_FR" w:bidi="fr_FR"/>
@@ -2855,18 +2195,12 @@
         </w:rPr>
         <w:t>» (</w:t>
       </w:r>
-      <w:hyperlink r:id="rId89">
-        <w:r>
-          <w:rPr>
-            <w:lang w:val="fr_FR" w:bidi="fr_FR"/>
-          </w:rPr>
-          <w:rPr>
-            <w:color w:val="0000EE"/>
-            <w:u w:val="single"/>
-          </w:rPr>
-          <w:t>1S 2.35</w:t>
-        </w:r>
-      </w:hyperlink>
+      <w:r>
+        <w:rPr>
+          <w:lang w:val="fr_FR" w:bidi="fr_FR"/>
+        </w:rPr>
+        <w:t>1S 2.35</w:t>
+      </w:r>
       <w:r>
         <w:rPr>
           <w:lang w:val="fr_FR" w:bidi="fr_FR"/>
@@ -2887,144 +2221,96 @@
         </w:rPr>
         <w:t>Tsadok accomplit cette promesse divine et devint le seul grand prêtre sous Salomon (</w:t>
       </w:r>
-      <w:hyperlink r:id="rId90">
-        <w:r>
-          <w:rPr>
-            <w:lang w:val="fr_FR" w:bidi="fr_FR"/>
-          </w:rPr>
-          <w:rPr>
-            <w:color w:val="0000EE"/>
-            <w:u w:val="single"/>
-          </w:rPr>
-          <w:t>1R 2.35</w:t>
-        </w:r>
-      </w:hyperlink>
+      <w:r>
+        <w:rPr>
+          <w:lang w:val="fr_FR" w:bidi="fr_FR"/>
+        </w:rPr>
+        <w:t>1R 2.35</w:t>
+      </w:r>
       <w:r>
         <w:rPr>
           <w:lang w:val="fr_FR" w:bidi="fr_FR"/>
         </w:rPr>
         <w:t>). Ses descendants servirent fidèlement comme sacrificateurs d'Israël pendant toute la période monarchique et au-delà. Ainsi, Azaria, grand prêtre durant le règne d'Ézéchias, était issu de la lignée de Tsadok (</w:t>
       </w:r>
-      <w:hyperlink r:id="rId91">
-        <w:r>
-          <w:rPr>
-            <w:lang w:val="fr_FR" w:bidi="fr_FR"/>
-          </w:rPr>
-          <w:rPr>
-            <w:color w:val="0000EE"/>
-            <w:u w:val="single"/>
-          </w:rPr>
-          <w:t>2Ch 31.10</w:t>
-        </w:r>
-      </w:hyperlink>
+      <w:r>
+        <w:rPr>
+          <w:lang w:val="fr_FR" w:bidi="fr_FR"/>
+        </w:rPr>
+        <w:t>2Ch 31.10</w:t>
+      </w:r>
       <w:r>
         <w:rPr>
           <w:lang w:val="fr_FR" w:bidi="fr_FR"/>
         </w:rPr>
         <w:t>). Durant l'exil à Babylone, la vision d'Ézéchiel du nouveau temple mentionna expressément la lignée sacerdotale de Tsadok (</w:t>
       </w:r>
-      <w:hyperlink r:id="rId92">
-        <w:r>
-          <w:rPr>
-            <w:lang w:val="fr_FR" w:bidi="fr_FR"/>
-          </w:rPr>
-          <w:rPr>
-            <w:color w:val="0000EE"/>
-            <w:u w:val="single"/>
-          </w:rPr>
-          <w:t>Ez 40.46</w:t>
-        </w:r>
-      </w:hyperlink>
+      <w:r>
+        <w:rPr>
+          <w:lang w:val="fr_FR" w:bidi="fr_FR"/>
+        </w:rPr>
+        <w:t>Ez 40.46</w:t>
+      </w:r>
       <w:r>
         <w:rPr>
           <w:lang w:val="fr_FR" w:bidi="fr_FR"/>
         </w:rPr>
         <w:t xml:space="preserve"> ; </w:t>
       </w:r>
-      <w:hyperlink r:id="rId93">
-        <w:r>
-          <w:rPr>
-            <w:lang w:val="fr_FR" w:bidi="fr_FR"/>
-          </w:rPr>
-          <w:rPr>
-            <w:color w:val="0000EE"/>
-            <w:u w:val="single"/>
-          </w:rPr>
-          <w:t>43.19</w:t>
-        </w:r>
-      </w:hyperlink>
+      <w:r>
+        <w:rPr>
+          <w:lang w:val="fr_FR" w:bidi="fr_FR"/>
+        </w:rPr>
+        <w:t>43.19</w:t>
+      </w:r>
       <w:r>
         <w:rPr>
           <w:lang w:val="fr_FR" w:bidi="fr_FR"/>
         </w:rPr>
         <w:t xml:space="preserve"> ; </w:t>
       </w:r>
-      <w:hyperlink r:id="rId94">
-        <w:r>
-          <w:rPr>
-            <w:lang w:val="fr_FR" w:bidi="fr_FR"/>
-          </w:rPr>
-          <w:rPr>
-            <w:color w:val="0000EE"/>
-            <w:u w:val="single"/>
-          </w:rPr>
-          <w:t>44.15</w:t>
-        </w:r>
-      </w:hyperlink>
+      <w:r>
+        <w:rPr>
+          <w:lang w:val="fr_FR" w:bidi="fr_FR"/>
+        </w:rPr>
+        <w:t>44.15</w:t>
+      </w:r>
       <w:r>
         <w:rPr>
           <w:lang w:val="fr_FR" w:bidi="fr_FR"/>
         </w:rPr>
         <w:t xml:space="preserve"> ; </w:t>
       </w:r>
-      <w:hyperlink r:id="rId95">
-        <w:r>
-          <w:rPr>
-            <w:lang w:val="fr_FR" w:bidi="fr_FR"/>
-          </w:rPr>
-          <w:rPr>
-            <w:color w:val="0000EE"/>
-            <w:u w:val="single"/>
-          </w:rPr>
-          <w:t>48.11</w:t>
-        </w:r>
-      </w:hyperlink>
+      <w:r>
+        <w:rPr>
+          <w:lang w:val="fr_FR" w:bidi="fr_FR"/>
+        </w:rPr>
+        <w:t>48.11</w:t>
+      </w:r>
       <w:r>
         <w:rPr>
           <w:lang w:val="fr_FR" w:bidi="fr_FR"/>
         </w:rPr>
         <w:t>). Au début des années 100 av. J.‑C., lorsque les Juifs étaient sous la domination séleucide, le grand sacerdoce devint une position politique et fut retiré des descendants de Tsadok. En raison des prophéties d'Ézéchiel, des groupes juifs, comme ceux ayant écrit les Manuscrits de la mer Morte, ont continué à espérer le retour de la lignée de Tsadok dans le grand sacerdoce. Le Nouveau Testament déclare que Jésus-Christ exerce désormais la fonction de souverain sacrificateur (</w:t>
       </w:r>
-      <w:hyperlink r:id="rId96">
-        <w:r>
-          <w:rPr>
-            <w:lang w:val="fr_FR" w:bidi="fr_FR"/>
-          </w:rPr>
-          <w:rPr>
-            <w:color w:val="0000EE"/>
-            <w:u w:val="single"/>
-          </w:rPr>
-          <w:t>Hé 9.11</w:t>
-        </w:r>
-      </w:hyperlink>
+      <w:r>
+        <w:rPr>
+          <w:lang w:val="fr_FR" w:bidi="fr_FR"/>
+        </w:rPr>
+        <w:t>Hé 9.11</w:t>
+      </w:r>
       <w:r>
         <w:rPr>
           <w:lang w:val="fr_FR" w:bidi="fr_FR"/>
         </w:rPr>
         <w:t xml:space="preserve"> ; </w:t>
       </w:r>
-      <w:hyperlink r:id="rId97">
-        <w:r>
-          <w:rPr>
-            <w:lang w:val="fr_FR" w:bidi="fr_FR"/>
-          </w:rPr>
-          <w:rPr>
-            <w:color w:val="0000EE"/>
-            <w:u w:val="single"/>
-          </w:rPr>
-          <w:t>10.12–25</w:t>
-        </w:r>
-      </w:hyperlink>
+      <w:r>
+        <w:rPr>
+          <w:lang w:val="fr_FR" w:bidi="fr_FR"/>
+        </w:rPr>
+        <w:t>10.12–25</w:t>
+      </w:r>
       <w:r>
         <w:rPr>
           <w:lang w:val="fr_FR" w:bidi="fr_FR"/>
@@ -3054,198 +2340,132 @@
           <w:lang w:val="fr_FR" w:bidi="fr_FR"/>
         </w:rPr>
       </w:r>
-      <w:hyperlink r:id="rId78">
-        <w:r>
-          <w:rPr>
-            <w:lang w:val="fr_FR" w:bidi="fr_FR"/>
-          </w:rPr>
-          <w:rPr>
-            <w:color w:val="0000EE"/>
-            <w:u w:val="single"/>
-          </w:rPr>
-          <w:t>2S 8.17</w:t>
-        </w:r>
-      </w:hyperlink>
+      <w:r>
+        <w:rPr>
+          <w:lang w:val="fr_FR" w:bidi="fr_FR"/>
+        </w:rPr>
+        <w:t>2S 8.17</w:t>
+      </w:r>
       <w:r>
         <w:rPr>
           <w:lang w:val="fr_FR" w:bidi="fr_FR"/>
         </w:rPr>
         <w:t xml:space="preserve"> ; </w:t>
       </w:r>
-      <w:hyperlink r:id="rId98">
-        <w:r>
-          <w:rPr>
-            <w:lang w:val="fr_FR" w:bidi="fr_FR"/>
-          </w:rPr>
-          <w:rPr>
-            <w:color w:val="0000EE"/>
-            <w:u w:val="single"/>
-          </w:rPr>
-          <w:t>15.23–37</w:t>
-        </w:r>
-      </w:hyperlink>
+      <w:r>
+        <w:rPr>
+          <w:lang w:val="fr_FR" w:bidi="fr_FR"/>
+        </w:rPr>
+        <w:t>15.23–37</w:t>
+      </w:r>
       <w:r>
         <w:rPr>
           <w:lang w:val="fr_FR" w:bidi="fr_FR"/>
         </w:rPr>
         <w:t xml:space="preserve"> ; </w:t>
       </w:r>
-      <w:hyperlink r:id="rId99">
-        <w:r>
-          <w:rPr>
-            <w:lang w:val="fr_FR" w:bidi="fr_FR"/>
-          </w:rPr>
-          <w:rPr>
-            <w:color w:val="0000EE"/>
-            <w:u w:val="single"/>
-          </w:rPr>
-          <w:t>1R 1.5–53</w:t>
-        </w:r>
-      </w:hyperlink>
+      <w:r>
+        <w:rPr>
+          <w:lang w:val="fr_FR" w:bidi="fr_FR"/>
+        </w:rPr>
+        <w:t>1R 1.5–53</w:t>
+      </w:r>
       <w:r>
         <w:rPr>
           <w:lang w:val="fr_FR" w:bidi="fr_FR"/>
         </w:rPr>
         <w:t xml:space="preserve"> ; </w:t>
       </w:r>
-      <w:hyperlink r:id="rId90">
-        <w:r>
-          <w:rPr>
-            <w:lang w:val="fr_FR" w:bidi="fr_FR"/>
-          </w:rPr>
-          <w:rPr>
-            <w:color w:val="0000EE"/>
-            <w:u w:val="single"/>
-          </w:rPr>
-          <w:t>2.35</w:t>
-        </w:r>
-      </w:hyperlink>
+      <w:r>
+        <w:rPr>
+          <w:lang w:val="fr_FR" w:bidi="fr_FR"/>
+        </w:rPr>
+        <w:t>2.35</w:t>
+      </w:r>
       <w:r>
         <w:rPr>
           <w:lang w:val="fr_FR" w:bidi="fr_FR"/>
         </w:rPr>
         <w:t xml:space="preserve"> ; </w:t>
       </w:r>
-      <w:hyperlink r:id="rId79">
-        <w:r>
-          <w:rPr>
-            <w:lang w:val="fr_FR" w:bidi="fr_FR"/>
-          </w:rPr>
-          <w:rPr>
-            <w:color w:val="0000EE"/>
-            <w:u w:val="single"/>
-          </w:rPr>
-          <w:t>1Ch 6.1–15</w:t>
-        </w:r>
-      </w:hyperlink>
+      <w:r>
+        <w:rPr>
+          <w:lang w:val="fr_FR" w:bidi="fr_FR"/>
+        </w:rPr>
+        <w:t>1Ch 6.1–15</w:t>
+      </w:r>
       <w:r>
         <w:rPr>
           <w:lang w:val="fr_FR" w:bidi="fr_FR"/>
         </w:rPr>
         <w:t xml:space="preserve">, </w:t>
       </w:r>
-      <w:hyperlink r:id="rId80">
-        <w:r>
-          <w:rPr>
-            <w:lang w:val="fr_FR" w:bidi="fr_FR"/>
-          </w:rPr>
-          <w:rPr>
-            <w:color w:val="0000EE"/>
-            <w:u w:val="single"/>
-          </w:rPr>
-          <w:t>50–53</w:t>
-        </w:r>
-      </w:hyperlink>
+      <w:r>
+        <w:rPr>
+          <w:lang w:val="fr_FR" w:bidi="fr_FR"/>
+        </w:rPr>
+        <w:t>50–53</w:t>
+      </w:r>
       <w:r>
         <w:rPr>
           <w:lang w:val="fr_FR" w:bidi="fr_FR"/>
         </w:rPr>
         <w:t xml:space="preserve"> ; </w:t>
       </w:r>
-      <w:hyperlink r:id="rId100">
-        <w:r>
-          <w:rPr>
-            <w:lang w:val="fr_FR" w:bidi="fr_FR"/>
-          </w:rPr>
-          <w:rPr>
-            <w:color w:val="0000EE"/>
-            <w:u w:val="single"/>
-          </w:rPr>
-          <w:t>Esd 7.2</w:t>
-        </w:r>
-      </w:hyperlink>
+      <w:r>
+        <w:rPr>
+          <w:lang w:val="fr_FR" w:bidi="fr_FR"/>
+        </w:rPr>
+        <w:t>Esd 7.2</w:t>
+      </w:r>
       <w:r>
         <w:rPr>
           <w:lang w:val="fr_FR" w:bidi="fr_FR"/>
         </w:rPr>
         <w:t xml:space="preserve"> ; </w:t>
       </w:r>
-      <w:hyperlink r:id="rId92">
-        <w:r>
-          <w:rPr>
-            <w:lang w:val="fr_FR" w:bidi="fr_FR"/>
-          </w:rPr>
-          <w:rPr>
-            <w:color w:val="0000EE"/>
-            <w:u w:val="single"/>
-          </w:rPr>
-          <w:t>Ez 40.46</w:t>
-        </w:r>
-      </w:hyperlink>
+      <w:r>
+        <w:rPr>
+          <w:lang w:val="fr_FR" w:bidi="fr_FR"/>
+        </w:rPr>
+        <w:t>Ez 40.46</w:t>
+      </w:r>
       <w:r>
         <w:rPr>
           <w:lang w:val="fr_FR" w:bidi="fr_FR"/>
         </w:rPr>
         <w:t xml:space="preserve"> ; </w:t>
       </w:r>
-      <w:hyperlink r:id="rId93">
-        <w:r>
-          <w:rPr>
-            <w:lang w:val="fr_FR" w:bidi="fr_FR"/>
-          </w:rPr>
-          <w:rPr>
-            <w:color w:val="0000EE"/>
-            <w:u w:val="single"/>
-          </w:rPr>
-          <w:t>43.19</w:t>
-        </w:r>
-      </w:hyperlink>
+      <w:r>
+        <w:rPr>
+          <w:lang w:val="fr_FR" w:bidi="fr_FR"/>
+        </w:rPr>
+        <w:t>43.19</w:t>
+      </w:r>
       <w:r>
         <w:rPr>
           <w:lang w:val="fr_FR" w:bidi="fr_FR"/>
         </w:rPr>
         <w:t xml:space="preserve"> ; </w:t>
       </w:r>
-      <w:hyperlink r:id="rId94">
-        <w:r>
-          <w:rPr>
-            <w:lang w:val="fr_FR" w:bidi="fr_FR"/>
-          </w:rPr>
-          <w:rPr>
-            <w:color w:val="0000EE"/>
-            <w:u w:val="single"/>
-          </w:rPr>
-          <w:t>44.15</w:t>
-        </w:r>
-      </w:hyperlink>
+      <w:r>
+        <w:rPr>
+          <w:lang w:val="fr_FR" w:bidi="fr_FR"/>
+        </w:rPr>
+        <w:t>44.15</w:t>
+      </w:r>
       <w:r>
         <w:rPr>
           <w:lang w:val="fr_FR" w:bidi="fr_FR"/>
         </w:rPr>
         <w:t xml:space="preserve"> ; </w:t>
       </w:r>
-      <w:hyperlink r:id="rId95">
-        <w:r>
-          <w:rPr>
-            <w:lang w:val="fr_FR" w:bidi="fr_FR"/>
-          </w:rPr>
-          <w:rPr>
-            <w:color w:val="0000EE"/>
-            <w:u w:val="single"/>
-          </w:rPr>
-          <w:t>48.11</w:t>
-        </w:r>
-      </w:hyperlink>
+      <w:r>
+        <w:rPr>
+          <w:lang w:val="fr_FR" w:bidi="fr_FR"/>
+        </w:rPr>
+        <w:t>48.11</w:t>
+      </w:r>
       <w:r>
         <w:rPr>
           <w:lang w:val="fr_FR" w:bidi="fr_FR"/>
